--- a/lab7/Lab7_24I-6505.docx
+++ b/lab7/Lab7_24I-6505.docx
@@ -1611,25 +1611,7 @@
                 <w:sz w:val="22"/>
                 <w:szCs w:val="22"/>
               </w:rPr>
-              <w:t>module alu1</w:t>
-            </w:r>
-            <w:proofErr w:type="gramStart"/>
-            <w:r>
-              <w:rPr>
-                <w:rFonts w:asciiTheme="minorHAnsi" w:hAnsiTheme="minorHAnsi" w:cstheme="minorHAnsi"/>
-                <w:sz w:val="22"/>
-                <w:szCs w:val="22"/>
-              </w:rPr>
-              <w:t>bit(</w:t>
-            </w:r>
-            <w:proofErr w:type="gramEnd"/>
-            <w:r>
-              <w:rPr>
-                <w:rFonts w:asciiTheme="minorHAnsi" w:hAnsiTheme="minorHAnsi" w:cstheme="minorHAnsi"/>
-                <w:sz w:val="22"/>
-                <w:szCs w:val="22"/>
-              </w:rPr>
-              <w:t xml:space="preserve">a, b, </w:t>
+              <w:t xml:space="preserve">module alu1bit(a, b, </w:t>
             </w:r>
             <w:proofErr w:type="spellStart"/>
             <w:r>
@@ -2360,7 +2342,6 @@
               <w:t xml:space="preserve">module </w:t>
             </w:r>
             <w:proofErr w:type="spellStart"/>
-            <w:proofErr w:type="gramStart"/>
             <w:r>
               <w:rPr>
                 <w:rFonts w:asciiTheme="minorHAnsi" w:hAnsiTheme="minorHAnsi" w:cstheme="minorHAnsi"/>
@@ -2376,16 +2357,7 @@
                 <w:sz w:val="22"/>
                 <w:szCs w:val="22"/>
               </w:rPr>
-              <w:t>(</w:t>
-            </w:r>
-            <w:proofErr w:type="gramEnd"/>
-            <w:r>
-              <w:rPr>
-                <w:rFonts w:asciiTheme="minorHAnsi" w:hAnsiTheme="minorHAnsi" w:cstheme="minorHAnsi"/>
-                <w:sz w:val="22"/>
-                <w:szCs w:val="22"/>
-              </w:rPr>
-              <w:t>);</w:t>
+              <w:t>();</w:t>
             </w:r>
           </w:p>
           <w:p>
@@ -2522,7 +2494,6 @@
               <w:t xml:space="preserve">alu1bit </w:t>
             </w:r>
             <w:proofErr w:type="spellStart"/>
-            <w:proofErr w:type="gramStart"/>
             <w:r>
               <w:rPr>
                 <w:rFonts w:asciiTheme="minorHAnsi" w:hAnsiTheme="minorHAnsi" w:cstheme="minorHAnsi"/>
@@ -2538,16 +2509,7 @@
                 <w:sz w:val="22"/>
                 <w:szCs w:val="22"/>
               </w:rPr>
-              <w:t>(</w:t>
-            </w:r>
-            <w:proofErr w:type="gramEnd"/>
-            <w:r>
-              <w:rPr>
-                <w:rFonts w:asciiTheme="minorHAnsi" w:hAnsiTheme="minorHAnsi" w:cstheme="minorHAnsi"/>
-                <w:sz w:val="22"/>
-                <w:szCs w:val="22"/>
-              </w:rPr>
-              <w:t xml:space="preserve">a, b, </w:t>
+              <w:t xml:space="preserve">(a, b, </w:t>
             </w:r>
             <w:proofErr w:type="spellStart"/>
             <w:r>
@@ -2717,62 +2679,26 @@
                 <w:sz w:val="22"/>
                 <w:szCs w:val="22"/>
               </w:rPr>
-              <w:t xml:space="preserve"> = </w:t>
-            </w:r>
-            <w:proofErr w:type="gramStart"/>
-            <w:r>
-              <w:rPr>
-                <w:rFonts w:asciiTheme="minorHAnsi" w:hAnsiTheme="minorHAnsi" w:cstheme="minorHAnsi"/>
-                <w:sz w:val="22"/>
-                <w:szCs w:val="22"/>
-              </w:rPr>
-              <w:t>0; #</w:t>
-            </w:r>
-            <w:proofErr w:type="gramEnd"/>
-            <w:r>
-              <w:rPr>
-                <w:rFonts w:asciiTheme="minorHAnsi" w:hAnsiTheme="minorHAnsi" w:cstheme="minorHAnsi"/>
-                <w:sz w:val="22"/>
-                <w:szCs w:val="22"/>
-              </w:rPr>
-              <w:t>10;</w:t>
-            </w:r>
-          </w:p>
-          <w:p>
-            <w:pPr>
-              <w:pStyle w:val="ListParagraph"/>
-              <w:spacing w:before="0" w:beforeAutospacing="0" w:after="0" w:afterAutospacing="0"/>
-              <w:rPr>
-                <w:rFonts w:asciiTheme="minorHAnsi" w:hAnsiTheme="minorHAnsi" w:cstheme="minorHAnsi"/>
-                <w:sz w:val="22"/>
-                <w:szCs w:val="22"/>
-              </w:rPr>
-            </w:pPr>
-            <w:r>
-              <w:rPr>
-                <w:rFonts w:asciiTheme="minorHAnsi" w:hAnsiTheme="minorHAnsi" w:cstheme="minorHAnsi"/>
-                <w:sz w:val="22"/>
-                <w:szCs w:val="22"/>
-              </w:rPr>
-              <w:t xml:space="preserve">    a = 1; b = </w:t>
-            </w:r>
-            <w:proofErr w:type="gramStart"/>
-            <w:r>
-              <w:rPr>
-                <w:rFonts w:asciiTheme="minorHAnsi" w:hAnsiTheme="minorHAnsi" w:cstheme="minorHAnsi"/>
-                <w:sz w:val="22"/>
-                <w:szCs w:val="22"/>
-              </w:rPr>
-              <w:t>1; #</w:t>
-            </w:r>
-            <w:proofErr w:type="gramEnd"/>
-            <w:r>
-              <w:rPr>
-                <w:rFonts w:asciiTheme="minorHAnsi" w:hAnsiTheme="minorHAnsi" w:cstheme="minorHAnsi"/>
-                <w:sz w:val="22"/>
-                <w:szCs w:val="22"/>
-              </w:rPr>
-              <w:t>10;</w:t>
+              <w:t xml:space="preserve"> = 0; #10;</w:t>
+            </w:r>
+          </w:p>
+          <w:p>
+            <w:pPr>
+              <w:pStyle w:val="ListParagraph"/>
+              <w:spacing w:before="0" w:beforeAutospacing="0" w:after="0" w:afterAutospacing="0"/>
+              <w:rPr>
+                <w:rFonts w:asciiTheme="minorHAnsi" w:hAnsiTheme="minorHAnsi" w:cstheme="minorHAnsi"/>
+                <w:sz w:val="22"/>
+                <w:szCs w:val="22"/>
+              </w:rPr>
+            </w:pPr>
+            <w:r>
+              <w:rPr>
+                <w:rFonts w:asciiTheme="minorHAnsi" w:hAnsiTheme="minorHAnsi" w:cstheme="minorHAnsi"/>
+                <w:sz w:val="22"/>
+                <w:szCs w:val="22"/>
+              </w:rPr>
+              <w:t xml:space="preserve">    a = 1; b = 1; #10;</w:t>
             </w:r>
           </w:p>
           <w:p>
@@ -2832,62 +2758,26 @@
                 <w:sz w:val="22"/>
                 <w:szCs w:val="22"/>
               </w:rPr>
-              <w:t xml:space="preserve">    a = 0; b = </w:t>
-            </w:r>
-            <w:proofErr w:type="gramStart"/>
-            <w:r>
-              <w:rPr>
-                <w:rFonts w:asciiTheme="minorHAnsi" w:hAnsiTheme="minorHAnsi" w:cstheme="minorHAnsi"/>
-                <w:sz w:val="22"/>
-                <w:szCs w:val="22"/>
-              </w:rPr>
-              <w:t>0; #</w:t>
-            </w:r>
-            <w:proofErr w:type="gramEnd"/>
-            <w:r>
-              <w:rPr>
-                <w:rFonts w:asciiTheme="minorHAnsi" w:hAnsiTheme="minorHAnsi" w:cstheme="minorHAnsi"/>
-                <w:sz w:val="22"/>
-                <w:szCs w:val="22"/>
-              </w:rPr>
-              <w:t>10;</w:t>
-            </w:r>
-          </w:p>
-          <w:p>
-            <w:pPr>
-              <w:pStyle w:val="ListParagraph"/>
-              <w:spacing w:before="0" w:beforeAutospacing="0" w:after="0" w:afterAutospacing="0"/>
-              <w:rPr>
-                <w:rFonts w:asciiTheme="minorHAnsi" w:hAnsiTheme="minorHAnsi" w:cstheme="minorHAnsi"/>
-                <w:sz w:val="22"/>
-                <w:szCs w:val="22"/>
-              </w:rPr>
-            </w:pPr>
-            <w:r>
-              <w:rPr>
-                <w:rFonts w:asciiTheme="minorHAnsi" w:hAnsiTheme="minorHAnsi" w:cstheme="minorHAnsi"/>
-                <w:sz w:val="22"/>
-                <w:szCs w:val="22"/>
-              </w:rPr>
-              <w:t xml:space="preserve">    a = 1; b = </w:t>
-            </w:r>
-            <w:proofErr w:type="gramStart"/>
-            <w:r>
-              <w:rPr>
-                <w:rFonts w:asciiTheme="minorHAnsi" w:hAnsiTheme="minorHAnsi" w:cstheme="minorHAnsi"/>
-                <w:sz w:val="22"/>
-                <w:szCs w:val="22"/>
-              </w:rPr>
-              <w:t>0; #</w:t>
-            </w:r>
-            <w:proofErr w:type="gramEnd"/>
-            <w:r>
-              <w:rPr>
-                <w:rFonts w:asciiTheme="minorHAnsi" w:hAnsiTheme="minorHAnsi" w:cstheme="minorHAnsi"/>
-                <w:sz w:val="22"/>
-                <w:szCs w:val="22"/>
-              </w:rPr>
-              <w:t>10;</w:t>
+              <w:t xml:space="preserve">    a = 0; b = 0; #10;</w:t>
+            </w:r>
+          </w:p>
+          <w:p>
+            <w:pPr>
+              <w:pStyle w:val="ListParagraph"/>
+              <w:spacing w:before="0" w:beforeAutospacing="0" w:after="0" w:afterAutospacing="0"/>
+              <w:rPr>
+                <w:rFonts w:asciiTheme="minorHAnsi" w:hAnsiTheme="minorHAnsi" w:cstheme="minorHAnsi"/>
+                <w:sz w:val="22"/>
+                <w:szCs w:val="22"/>
+              </w:rPr>
+            </w:pPr>
+            <w:r>
+              <w:rPr>
+                <w:rFonts w:asciiTheme="minorHAnsi" w:hAnsiTheme="minorHAnsi" w:cstheme="minorHAnsi"/>
+                <w:sz w:val="22"/>
+                <w:szCs w:val="22"/>
+              </w:rPr>
+              <w:t xml:space="preserve">    a = 1; b = 0; #10;</w:t>
             </w:r>
           </w:p>
           <w:p>
@@ -2991,62 +2881,26 @@
                 <w:sz w:val="22"/>
                 <w:szCs w:val="22"/>
               </w:rPr>
-              <w:t xml:space="preserve">    a = 0; b = </w:t>
-            </w:r>
-            <w:proofErr w:type="gramStart"/>
-            <w:r>
-              <w:rPr>
-                <w:rFonts w:asciiTheme="minorHAnsi" w:hAnsiTheme="minorHAnsi" w:cstheme="minorHAnsi"/>
-                <w:sz w:val="22"/>
-                <w:szCs w:val="22"/>
-              </w:rPr>
-              <w:t>1; #</w:t>
-            </w:r>
-            <w:proofErr w:type="gramEnd"/>
-            <w:r>
-              <w:rPr>
-                <w:rFonts w:asciiTheme="minorHAnsi" w:hAnsiTheme="minorHAnsi" w:cstheme="minorHAnsi"/>
-                <w:sz w:val="22"/>
-                <w:szCs w:val="22"/>
-              </w:rPr>
-              <w:t>10;</w:t>
-            </w:r>
-          </w:p>
-          <w:p>
-            <w:pPr>
-              <w:pStyle w:val="ListParagraph"/>
-              <w:spacing w:before="0" w:beforeAutospacing="0" w:after="0" w:afterAutospacing="0"/>
-              <w:rPr>
-                <w:rFonts w:asciiTheme="minorHAnsi" w:hAnsiTheme="minorHAnsi" w:cstheme="minorHAnsi"/>
-                <w:sz w:val="22"/>
-                <w:szCs w:val="22"/>
-              </w:rPr>
-            </w:pPr>
-            <w:r>
-              <w:rPr>
-                <w:rFonts w:asciiTheme="minorHAnsi" w:hAnsiTheme="minorHAnsi" w:cstheme="minorHAnsi"/>
-                <w:sz w:val="22"/>
-                <w:szCs w:val="22"/>
-              </w:rPr>
-              <w:t xml:space="preserve">    a = 1; b = </w:t>
-            </w:r>
-            <w:proofErr w:type="gramStart"/>
-            <w:r>
-              <w:rPr>
-                <w:rFonts w:asciiTheme="minorHAnsi" w:hAnsiTheme="minorHAnsi" w:cstheme="minorHAnsi"/>
-                <w:sz w:val="22"/>
-                <w:szCs w:val="22"/>
-              </w:rPr>
-              <w:t>1; #</w:t>
-            </w:r>
-            <w:proofErr w:type="gramEnd"/>
-            <w:r>
-              <w:rPr>
-                <w:rFonts w:asciiTheme="minorHAnsi" w:hAnsiTheme="minorHAnsi" w:cstheme="minorHAnsi"/>
-                <w:sz w:val="22"/>
-                <w:szCs w:val="22"/>
-              </w:rPr>
-              <w:t>10;</w:t>
+              <w:t xml:space="preserve">    a = 0; b = 1; #10;</w:t>
+            </w:r>
+          </w:p>
+          <w:p>
+            <w:pPr>
+              <w:pStyle w:val="ListParagraph"/>
+              <w:spacing w:before="0" w:beforeAutospacing="0" w:after="0" w:afterAutospacing="0"/>
+              <w:rPr>
+                <w:rFonts w:asciiTheme="minorHAnsi" w:hAnsiTheme="minorHAnsi" w:cstheme="minorHAnsi"/>
+                <w:sz w:val="22"/>
+                <w:szCs w:val="22"/>
+              </w:rPr>
+            </w:pPr>
+            <w:r>
+              <w:rPr>
+                <w:rFonts w:asciiTheme="minorHAnsi" w:hAnsiTheme="minorHAnsi" w:cstheme="minorHAnsi"/>
+                <w:sz w:val="22"/>
+                <w:szCs w:val="22"/>
+              </w:rPr>
+              <w:t xml:space="preserve">    a = 1; b = 1; #10;</w:t>
             </w:r>
           </w:p>
           <w:p>
@@ -3131,62 +2985,26 @@
                 <w:sz w:val="22"/>
                 <w:szCs w:val="22"/>
               </w:rPr>
-              <w:t xml:space="preserve">    a = 0; b = </w:t>
-            </w:r>
-            <w:proofErr w:type="gramStart"/>
-            <w:r>
-              <w:rPr>
-                <w:rFonts w:asciiTheme="minorHAnsi" w:hAnsiTheme="minorHAnsi" w:cstheme="minorHAnsi"/>
-                <w:sz w:val="22"/>
-                <w:szCs w:val="22"/>
-              </w:rPr>
-              <w:t>1; #</w:t>
-            </w:r>
-            <w:proofErr w:type="gramEnd"/>
-            <w:r>
-              <w:rPr>
-                <w:rFonts w:asciiTheme="minorHAnsi" w:hAnsiTheme="minorHAnsi" w:cstheme="minorHAnsi"/>
-                <w:sz w:val="22"/>
-                <w:szCs w:val="22"/>
-              </w:rPr>
-              <w:t>10;</w:t>
-            </w:r>
-          </w:p>
-          <w:p>
-            <w:pPr>
-              <w:pStyle w:val="ListParagraph"/>
-              <w:spacing w:before="0" w:beforeAutospacing="0" w:after="0" w:afterAutospacing="0"/>
-              <w:rPr>
-                <w:rFonts w:asciiTheme="minorHAnsi" w:hAnsiTheme="minorHAnsi" w:cstheme="minorHAnsi"/>
-                <w:sz w:val="22"/>
-                <w:szCs w:val="22"/>
-              </w:rPr>
-            </w:pPr>
-            <w:r>
-              <w:rPr>
-                <w:rFonts w:asciiTheme="minorHAnsi" w:hAnsiTheme="minorHAnsi" w:cstheme="minorHAnsi"/>
-                <w:sz w:val="22"/>
-                <w:szCs w:val="22"/>
-              </w:rPr>
-              <w:t xml:space="preserve">    a = 1; b = </w:t>
-            </w:r>
-            <w:proofErr w:type="gramStart"/>
-            <w:r>
-              <w:rPr>
-                <w:rFonts w:asciiTheme="minorHAnsi" w:hAnsiTheme="minorHAnsi" w:cstheme="minorHAnsi"/>
-                <w:sz w:val="22"/>
-                <w:szCs w:val="22"/>
-              </w:rPr>
-              <w:t>0; #</w:t>
-            </w:r>
-            <w:proofErr w:type="gramEnd"/>
-            <w:r>
-              <w:rPr>
-                <w:rFonts w:asciiTheme="minorHAnsi" w:hAnsiTheme="minorHAnsi" w:cstheme="minorHAnsi"/>
-                <w:sz w:val="22"/>
-                <w:szCs w:val="22"/>
-              </w:rPr>
-              <w:t>10;</w:t>
+              <w:t xml:space="preserve">    a = 0; b = 1; #10;</w:t>
+            </w:r>
+          </w:p>
+          <w:p>
+            <w:pPr>
+              <w:pStyle w:val="ListParagraph"/>
+              <w:spacing w:before="0" w:beforeAutospacing="0" w:after="0" w:afterAutospacing="0"/>
+              <w:rPr>
+                <w:rFonts w:asciiTheme="minorHAnsi" w:hAnsiTheme="minorHAnsi" w:cstheme="minorHAnsi"/>
+                <w:sz w:val="22"/>
+                <w:szCs w:val="22"/>
+              </w:rPr>
+            </w:pPr>
+            <w:r>
+              <w:rPr>
+                <w:rFonts w:asciiTheme="minorHAnsi" w:hAnsiTheme="minorHAnsi" w:cstheme="minorHAnsi"/>
+                <w:sz w:val="22"/>
+                <w:szCs w:val="22"/>
+              </w:rPr>
+              <w:t xml:space="preserve">    a = 1; b = 0; #10;</w:t>
             </w:r>
           </w:p>
           <w:p>
@@ -3290,25 +3108,7 @@
                 <w:sz w:val="22"/>
                 <w:szCs w:val="22"/>
               </w:rPr>
-              <w:t>module alu1</w:t>
-            </w:r>
-            <w:proofErr w:type="gramStart"/>
-            <w:r>
-              <w:rPr>
-                <w:rFonts w:asciiTheme="minorHAnsi" w:hAnsiTheme="minorHAnsi" w:cstheme="minorHAnsi"/>
-                <w:sz w:val="22"/>
-                <w:szCs w:val="22"/>
-              </w:rPr>
-              <w:t>bit(</w:t>
-            </w:r>
-            <w:proofErr w:type="gramEnd"/>
-            <w:r>
-              <w:rPr>
-                <w:rFonts w:asciiTheme="minorHAnsi" w:hAnsiTheme="minorHAnsi" w:cstheme="minorHAnsi"/>
-                <w:sz w:val="22"/>
-                <w:szCs w:val="22"/>
-              </w:rPr>
-              <w:t xml:space="preserve">a, b, </w:t>
+              <w:t xml:space="preserve">module alu1bit(a, b, </w:t>
             </w:r>
             <w:proofErr w:type="spellStart"/>
             <w:r>
@@ -3981,43 +3781,7 @@
                 <w:sz w:val="22"/>
                 <w:szCs w:val="22"/>
               </w:rPr>
-              <w:t xml:space="preserve"> = ~</w:t>
-            </w:r>
-            <w:proofErr w:type="gramStart"/>
-            <w:r>
-              <w:rPr>
-                <w:rFonts w:asciiTheme="minorHAnsi" w:hAnsiTheme="minorHAnsi" w:cstheme="minorHAnsi"/>
-                <w:sz w:val="22"/>
-                <w:szCs w:val="22"/>
-              </w:rPr>
-              <w:t>select[</w:t>
-            </w:r>
-            <w:proofErr w:type="gramEnd"/>
-            <w:r>
-              <w:rPr>
-                <w:rFonts w:asciiTheme="minorHAnsi" w:hAnsiTheme="minorHAnsi" w:cstheme="minorHAnsi"/>
-                <w:sz w:val="22"/>
-                <w:szCs w:val="22"/>
-              </w:rPr>
-              <w:t>1] &amp; ~</w:t>
-            </w:r>
-            <w:proofErr w:type="gramStart"/>
-            <w:r>
-              <w:rPr>
-                <w:rFonts w:asciiTheme="minorHAnsi" w:hAnsiTheme="minorHAnsi" w:cstheme="minorHAnsi"/>
-                <w:sz w:val="22"/>
-                <w:szCs w:val="22"/>
-              </w:rPr>
-              <w:t>select[</w:t>
-            </w:r>
-            <w:proofErr w:type="gramEnd"/>
-            <w:r>
-              <w:rPr>
-                <w:rFonts w:asciiTheme="minorHAnsi" w:hAnsiTheme="minorHAnsi" w:cstheme="minorHAnsi"/>
-                <w:sz w:val="22"/>
-                <w:szCs w:val="22"/>
-              </w:rPr>
-              <w:t>0];</w:t>
+              <w:t xml:space="preserve"> = ~select[1] &amp; ~select[0];</w:t>
             </w:r>
           </w:p>
           <w:p>
@@ -4054,56 +3818,19 @@
                 <w:sz w:val="22"/>
                 <w:szCs w:val="22"/>
               </w:rPr>
-              <w:t xml:space="preserve"> = ~</w:t>
-            </w:r>
-            <w:proofErr w:type="gramStart"/>
-            <w:r>
-              <w:rPr>
-                <w:rFonts w:asciiTheme="minorHAnsi" w:hAnsiTheme="minorHAnsi" w:cstheme="minorHAnsi"/>
-                <w:sz w:val="22"/>
-                <w:szCs w:val="22"/>
-              </w:rPr>
-              <w:t>select[</w:t>
-            </w:r>
-            <w:proofErr w:type="gramEnd"/>
-            <w:r>
-              <w:rPr>
-                <w:rFonts w:asciiTheme="minorHAnsi" w:hAnsiTheme="minorHAnsi" w:cstheme="minorHAnsi"/>
-                <w:sz w:val="22"/>
-                <w:szCs w:val="22"/>
-              </w:rPr>
-              <w:t xml:space="preserve">1] &amp; </w:t>
-            </w:r>
-            <w:proofErr w:type="gramStart"/>
-            <w:r>
-              <w:rPr>
-                <w:rFonts w:asciiTheme="minorHAnsi" w:hAnsiTheme="minorHAnsi" w:cstheme="minorHAnsi"/>
-                <w:sz w:val="22"/>
-                <w:szCs w:val="22"/>
-              </w:rPr>
-              <w:t>select[</w:t>
-            </w:r>
-            <w:proofErr w:type="gramEnd"/>
-            <w:r>
-              <w:rPr>
-                <w:rFonts w:asciiTheme="minorHAnsi" w:hAnsiTheme="minorHAnsi" w:cstheme="minorHAnsi"/>
-                <w:sz w:val="22"/>
-                <w:szCs w:val="22"/>
-              </w:rPr>
-              <w:t>0];</w:t>
-            </w:r>
-          </w:p>
-          <w:p>
-            <w:pPr>
-              <w:pStyle w:val="ListParagraph"/>
-              <w:spacing w:before="0" w:beforeAutospacing="0" w:after="0" w:afterAutospacing="0"/>
-              <w:rPr>
-                <w:rFonts w:asciiTheme="minorHAnsi" w:hAnsiTheme="minorHAnsi" w:cstheme="minorHAnsi"/>
-                <w:sz w:val="22"/>
-                <w:szCs w:val="22"/>
-              </w:rPr>
-            </w:pPr>
-            <w:proofErr w:type="gramStart"/>
+              <w:t xml:space="preserve"> = ~select[1] &amp; select[0];</w:t>
+            </w:r>
+          </w:p>
+          <w:p>
+            <w:pPr>
+              <w:pStyle w:val="ListParagraph"/>
+              <w:spacing w:before="0" w:beforeAutospacing="0" w:after="0" w:afterAutospacing="0"/>
+              <w:rPr>
+                <w:rFonts w:asciiTheme="minorHAnsi" w:hAnsiTheme="minorHAnsi" w:cstheme="minorHAnsi"/>
+                <w:sz w:val="22"/>
+                <w:szCs w:val="22"/>
+              </w:rPr>
+            </w:pPr>
             <w:r>
               <w:rPr>
                 <w:rFonts w:asciiTheme="minorHAnsi" w:hAnsiTheme="minorHAnsi" w:cstheme="minorHAnsi"/>
@@ -4113,7 +3840,6 @@
               <w:t xml:space="preserve">assign </w:t>
             </w:r>
             <w:proofErr w:type="spellStart"/>
-            <w:proofErr w:type="gramEnd"/>
             <w:r>
               <w:rPr>
                 <w:rFonts w:asciiTheme="minorHAnsi" w:hAnsiTheme="minorHAnsi" w:cstheme="minorHAnsi"/>
@@ -4129,43 +3855,7 @@
                 <w:sz w:val="22"/>
                 <w:szCs w:val="22"/>
               </w:rPr>
-              <w:t xml:space="preserve"> = </w:t>
-            </w:r>
-            <w:proofErr w:type="gramStart"/>
-            <w:r>
-              <w:rPr>
-                <w:rFonts w:asciiTheme="minorHAnsi" w:hAnsiTheme="minorHAnsi" w:cstheme="minorHAnsi"/>
-                <w:sz w:val="22"/>
-                <w:szCs w:val="22"/>
-              </w:rPr>
-              <w:t>select[</w:t>
-            </w:r>
-            <w:proofErr w:type="gramEnd"/>
-            <w:r>
-              <w:rPr>
-                <w:rFonts w:asciiTheme="minorHAnsi" w:hAnsiTheme="minorHAnsi" w:cstheme="minorHAnsi"/>
-                <w:sz w:val="22"/>
-                <w:szCs w:val="22"/>
-              </w:rPr>
-              <w:t>1] &amp; ~</w:t>
-            </w:r>
-            <w:proofErr w:type="gramStart"/>
-            <w:r>
-              <w:rPr>
-                <w:rFonts w:asciiTheme="minorHAnsi" w:hAnsiTheme="minorHAnsi" w:cstheme="minorHAnsi"/>
-                <w:sz w:val="22"/>
-                <w:szCs w:val="22"/>
-              </w:rPr>
-              <w:t>select[</w:t>
-            </w:r>
-            <w:proofErr w:type="gramEnd"/>
-            <w:r>
-              <w:rPr>
-                <w:rFonts w:asciiTheme="minorHAnsi" w:hAnsiTheme="minorHAnsi" w:cstheme="minorHAnsi"/>
-                <w:sz w:val="22"/>
-                <w:szCs w:val="22"/>
-              </w:rPr>
-              <w:t>0];</w:t>
+              <w:t xml:space="preserve"> = select[1] &amp; ~select[0];</w:t>
             </w:r>
           </w:p>
           <w:p>
@@ -4428,25 +4118,7 @@
                 <w:sz w:val="22"/>
                 <w:szCs w:val="22"/>
               </w:rPr>
-              <w:t>module alu1</w:t>
-            </w:r>
-            <w:proofErr w:type="gramStart"/>
-            <w:r>
-              <w:rPr>
-                <w:rFonts w:asciiTheme="minorHAnsi" w:hAnsiTheme="minorHAnsi" w:cstheme="minorHAnsi"/>
-                <w:sz w:val="22"/>
-                <w:szCs w:val="22"/>
-              </w:rPr>
-              <w:t>bit(</w:t>
-            </w:r>
-            <w:proofErr w:type="gramEnd"/>
-            <w:r>
-              <w:rPr>
-                <w:rFonts w:asciiTheme="minorHAnsi" w:hAnsiTheme="minorHAnsi" w:cstheme="minorHAnsi"/>
-                <w:sz w:val="22"/>
-                <w:szCs w:val="22"/>
-              </w:rPr>
-              <w:t xml:space="preserve">a, b, </w:t>
+              <w:t xml:space="preserve">module alu1bit(a, b, </w:t>
             </w:r>
             <w:proofErr w:type="spellStart"/>
             <w:r>
@@ -5027,23 +4699,13 @@
                 <w:szCs w:val="22"/>
               </w:rPr>
             </w:pPr>
-            <w:proofErr w:type="gramStart"/>
-            <w:r>
-              <w:rPr>
-                <w:rFonts w:asciiTheme="minorHAnsi" w:hAnsiTheme="minorHAnsi" w:cstheme="minorHAnsi"/>
-                <w:sz w:val="22"/>
-                <w:szCs w:val="22"/>
-              </w:rPr>
-              <w:t>or  (</w:t>
-            </w:r>
-            <w:proofErr w:type="gramEnd"/>
-            <w:r>
-              <w:rPr>
-                <w:rFonts w:asciiTheme="minorHAnsi" w:hAnsiTheme="minorHAnsi" w:cstheme="minorHAnsi"/>
-                <w:sz w:val="22"/>
-                <w:szCs w:val="22"/>
-              </w:rPr>
-              <w:t>cout, c1, c2);</w:t>
+            <w:r>
+              <w:rPr>
+                <w:rFonts w:asciiTheme="minorHAnsi" w:hAnsiTheme="minorHAnsi" w:cstheme="minorHAnsi"/>
+                <w:sz w:val="22"/>
+                <w:szCs w:val="22"/>
+              </w:rPr>
+              <w:t>or  (cout, c1, c2);</w:t>
             </w:r>
           </w:p>
           <w:p>
@@ -5104,23 +4766,13 @@
                 <w:szCs w:val="22"/>
               </w:rPr>
             </w:pPr>
-            <w:proofErr w:type="gramStart"/>
-            <w:r>
-              <w:rPr>
-                <w:rFonts w:asciiTheme="minorHAnsi" w:hAnsiTheme="minorHAnsi" w:cstheme="minorHAnsi"/>
-                <w:sz w:val="22"/>
-                <w:szCs w:val="22"/>
-              </w:rPr>
-              <w:t>or  (</w:t>
-            </w:r>
-            <w:proofErr w:type="gramEnd"/>
-            <w:r>
-              <w:rPr>
-                <w:rFonts w:asciiTheme="minorHAnsi" w:hAnsiTheme="minorHAnsi" w:cstheme="minorHAnsi"/>
-                <w:sz w:val="22"/>
-                <w:szCs w:val="22"/>
-              </w:rPr>
-              <w:t>orans, a, b);</w:t>
+            <w:r>
+              <w:rPr>
+                <w:rFonts w:asciiTheme="minorHAnsi" w:hAnsiTheme="minorHAnsi" w:cstheme="minorHAnsi"/>
+                <w:sz w:val="22"/>
+                <w:szCs w:val="22"/>
+              </w:rPr>
+              <w:t>or  (orans, a, b);</w:t>
             </w:r>
           </w:p>
           <w:p>
@@ -5169,62 +4821,26 @@
                 <w:sz w:val="22"/>
                 <w:szCs w:val="22"/>
               </w:rPr>
-              <w:t xml:space="preserve">not (n1, </w:t>
-            </w:r>
-            <w:proofErr w:type="gramStart"/>
-            <w:r>
-              <w:rPr>
-                <w:rFonts w:asciiTheme="minorHAnsi" w:hAnsiTheme="minorHAnsi" w:cstheme="minorHAnsi"/>
-                <w:sz w:val="22"/>
-                <w:szCs w:val="22"/>
-              </w:rPr>
-              <w:t>select[</w:t>
-            </w:r>
-            <w:proofErr w:type="gramEnd"/>
-            <w:r>
-              <w:rPr>
-                <w:rFonts w:asciiTheme="minorHAnsi" w:hAnsiTheme="minorHAnsi" w:cstheme="minorHAnsi"/>
-                <w:sz w:val="22"/>
-                <w:szCs w:val="22"/>
-              </w:rPr>
-              <w:t>1]);</w:t>
-            </w:r>
-          </w:p>
-          <w:p>
-            <w:pPr>
-              <w:pStyle w:val="ListParagraph"/>
-              <w:spacing w:before="0" w:beforeAutospacing="0" w:after="0" w:afterAutospacing="0"/>
-              <w:rPr>
-                <w:rFonts w:asciiTheme="minorHAnsi" w:hAnsiTheme="minorHAnsi" w:cstheme="minorHAnsi"/>
-                <w:sz w:val="22"/>
-                <w:szCs w:val="22"/>
-              </w:rPr>
-            </w:pPr>
-            <w:r>
-              <w:rPr>
-                <w:rFonts w:asciiTheme="minorHAnsi" w:hAnsiTheme="minorHAnsi" w:cstheme="minorHAnsi"/>
-                <w:sz w:val="22"/>
-                <w:szCs w:val="22"/>
-              </w:rPr>
-              <w:t xml:space="preserve">not (n0, </w:t>
-            </w:r>
-            <w:proofErr w:type="gramStart"/>
-            <w:r>
-              <w:rPr>
-                <w:rFonts w:asciiTheme="minorHAnsi" w:hAnsiTheme="minorHAnsi" w:cstheme="minorHAnsi"/>
-                <w:sz w:val="22"/>
-                <w:szCs w:val="22"/>
-              </w:rPr>
-              <w:t>select[</w:t>
-            </w:r>
-            <w:proofErr w:type="gramEnd"/>
-            <w:r>
-              <w:rPr>
-                <w:rFonts w:asciiTheme="minorHAnsi" w:hAnsiTheme="minorHAnsi" w:cstheme="minorHAnsi"/>
-                <w:sz w:val="22"/>
-                <w:szCs w:val="22"/>
-              </w:rPr>
-              <w:t>0]);</w:t>
+              <w:t>not (n1, select[1]);</w:t>
+            </w:r>
+          </w:p>
+          <w:p>
+            <w:pPr>
+              <w:pStyle w:val="ListParagraph"/>
+              <w:spacing w:before="0" w:beforeAutospacing="0" w:after="0" w:afterAutospacing="0"/>
+              <w:rPr>
+                <w:rFonts w:asciiTheme="minorHAnsi" w:hAnsiTheme="minorHAnsi" w:cstheme="minorHAnsi"/>
+                <w:sz w:val="22"/>
+                <w:szCs w:val="22"/>
+              </w:rPr>
+            </w:pPr>
+            <w:r>
+              <w:rPr>
+                <w:rFonts w:asciiTheme="minorHAnsi" w:hAnsiTheme="minorHAnsi" w:cstheme="minorHAnsi"/>
+                <w:sz w:val="22"/>
+                <w:szCs w:val="22"/>
+              </w:rPr>
+              <w:t>not (n0, select[0]);</w:t>
             </w:r>
           </w:p>
           <w:p>
@@ -5309,25 +4925,7 @@
                 <w:sz w:val="22"/>
                 <w:szCs w:val="22"/>
               </w:rPr>
-              <w:t xml:space="preserve">, n1, </w:t>
-            </w:r>
-            <w:proofErr w:type="gramStart"/>
-            <w:r>
-              <w:rPr>
-                <w:rFonts w:asciiTheme="minorHAnsi" w:hAnsiTheme="minorHAnsi" w:cstheme="minorHAnsi"/>
-                <w:sz w:val="22"/>
-                <w:szCs w:val="22"/>
-              </w:rPr>
-              <w:t>select[</w:t>
-            </w:r>
-            <w:proofErr w:type="gramEnd"/>
-            <w:r>
-              <w:rPr>
-                <w:rFonts w:asciiTheme="minorHAnsi" w:hAnsiTheme="minorHAnsi" w:cstheme="minorHAnsi"/>
-                <w:sz w:val="22"/>
-                <w:szCs w:val="22"/>
-              </w:rPr>
-              <w:t>0]);</w:t>
+              <w:t>, n1, select[0]);</w:t>
             </w:r>
           </w:p>
           <w:p>
@@ -5364,75 +4962,75 @@
                 <w:sz w:val="22"/>
                 <w:szCs w:val="22"/>
               </w:rPr>
+              <w:t>, select[1], n0);</w:t>
+            </w:r>
+          </w:p>
+          <w:p>
+            <w:pPr>
+              <w:pStyle w:val="ListParagraph"/>
+              <w:spacing w:before="0" w:beforeAutospacing="0" w:after="0" w:afterAutospacing="0"/>
+              <w:rPr>
+                <w:rFonts w:asciiTheme="minorHAnsi" w:hAnsiTheme="minorHAnsi" w:cstheme="minorHAnsi"/>
+                <w:sz w:val="22"/>
+                <w:szCs w:val="22"/>
+              </w:rPr>
+            </w:pPr>
+          </w:p>
+          <w:p>
+            <w:pPr>
+              <w:pStyle w:val="ListParagraph"/>
+              <w:spacing w:before="0" w:beforeAutospacing="0" w:after="0" w:afterAutospacing="0"/>
+              <w:rPr>
+                <w:rFonts w:asciiTheme="minorHAnsi" w:hAnsiTheme="minorHAnsi" w:cstheme="minorHAnsi"/>
+                <w:sz w:val="22"/>
+                <w:szCs w:val="22"/>
+              </w:rPr>
+            </w:pPr>
+            <w:r>
+              <w:rPr>
+                <w:rFonts w:asciiTheme="minorHAnsi" w:hAnsiTheme="minorHAnsi" w:cstheme="minorHAnsi"/>
+                <w:sz w:val="22"/>
+                <w:szCs w:val="22"/>
+              </w:rPr>
+              <w:t>wire r1, r2, r3;</w:t>
+            </w:r>
+          </w:p>
+          <w:p>
+            <w:pPr>
+              <w:pStyle w:val="ListParagraph"/>
+              <w:spacing w:before="0" w:beforeAutospacing="0" w:after="0" w:afterAutospacing="0"/>
+              <w:rPr>
+                <w:rFonts w:asciiTheme="minorHAnsi" w:hAnsiTheme="minorHAnsi" w:cstheme="minorHAnsi"/>
+                <w:sz w:val="22"/>
+                <w:szCs w:val="22"/>
+              </w:rPr>
+            </w:pPr>
+            <w:r>
+              <w:rPr>
+                <w:rFonts w:asciiTheme="minorHAnsi" w:hAnsiTheme="minorHAnsi" w:cstheme="minorHAnsi"/>
+                <w:sz w:val="22"/>
+                <w:szCs w:val="22"/>
+              </w:rPr>
+              <w:t xml:space="preserve">and (r1, </w:t>
+            </w:r>
+            <w:proofErr w:type="spellStart"/>
+            <w:r>
+              <w:rPr>
+                <w:rFonts w:asciiTheme="minorHAnsi" w:hAnsiTheme="minorHAnsi" w:cstheme="minorHAnsi"/>
+                <w:sz w:val="22"/>
+                <w:szCs w:val="22"/>
+              </w:rPr>
+              <w:t>seland</w:t>
+            </w:r>
+            <w:proofErr w:type="spellEnd"/>
+            <w:r>
+              <w:rPr>
+                <w:rFonts w:asciiTheme="minorHAnsi" w:hAnsiTheme="minorHAnsi" w:cstheme="minorHAnsi"/>
+                <w:sz w:val="22"/>
+                <w:szCs w:val="22"/>
+              </w:rPr>
               <w:t xml:space="preserve">, </w:t>
             </w:r>
-            <w:proofErr w:type="gramStart"/>
-            <w:r>
-              <w:rPr>
-                <w:rFonts w:asciiTheme="minorHAnsi" w:hAnsiTheme="minorHAnsi" w:cstheme="minorHAnsi"/>
-                <w:sz w:val="22"/>
-                <w:szCs w:val="22"/>
-              </w:rPr>
-              <w:t>select[</w:t>
-            </w:r>
-            <w:proofErr w:type="gramEnd"/>
-            <w:r>
-              <w:rPr>
-                <w:rFonts w:asciiTheme="minorHAnsi" w:hAnsiTheme="minorHAnsi" w:cstheme="minorHAnsi"/>
-                <w:sz w:val="22"/>
-                <w:szCs w:val="22"/>
-              </w:rPr>
-              <w:t>1], n0);</w:t>
-            </w:r>
-          </w:p>
-          <w:p>
-            <w:pPr>
-              <w:pStyle w:val="ListParagraph"/>
-              <w:spacing w:before="0" w:beforeAutospacing="0" w:after="0" w:afterAutospacing="0"/>
-              <w:rPr>
-                <w:rFonts w:asciiTheme="minorHAnsi" w:hAnsiTheme="minorHAnsi" w:cstheme="minorHAnsi"/>
-                <w:sz w:val="22"/>
-                <w:szCs w:val="22"/>
-              </w:rPr>
-            </w:pPr>
-          </w:p>
-          <w:p>
-            <w:pPr>
-              <w:pStyle w:val="ListParagraph"/>
-              <w:spacing w:before="0" w:beforeAutospacing="0" w:after="0" w:afterAutospacing="0"/>
-              <w:rPr>
-                <w:rFonts w:asciiTheme="minorHAnsi" w:hAnsiTheme="minorHAnsi" w:cstheme="minorHAnsi"/>
-                <w:sz w:val="22"/>
-                <w:szCs w:val="22"/>
-              </w:rPr>
-            </w:pPr>
-            <w:r>
-              <w:rPr>
-                <w:rFonts w:asciiTheme="minorHAnsi" w:hAnsiTheme="minorHAnsi" w:cstheme="minorHAnsi"/>
-                <w:sz w:val="22"/>
-                <w:szCs w:val="22"/>
-              </w:rPr>
-              <w:t>wire r1, r2, r3;</w:t>
-            </w:r>
-          </w:p>
-          <w:p>
-            <w:pPr>
-              <w:pStyle w:val="ListParagraph"/>
-              <w:spacing w:before="0" w:beforeAutospacing="0" w:after="0" w:afterAutospacing="0"/>
-              <w:rPr>
-                <w:rFonts w:asciiTheme="minorHAnsi" w:hAnsiTheme="minorHAnsi" w:cstheme="minorHAnsi"/>
-                <w:sz w:val="22"/>
-                <w:szCs w:val="22"/>
-              </w:rPr>
-            </w:pPr>
-            <w:r>
-              <w:rPr>
-                <w:rFonts w:asciiTheme="minorHAnsi" w:hAnsiTheme="minorHAnsi" w:cstheme="minorHAnsi"/>
-                <w:sz w:val="22"/>
-                <w:szCs w:val="22"/>
-              </w:rPr>
-              <w:t xml:space="preserve">and (r1, </w:t>
-            </w:r>
             <w:proofErr w:type="spellStart"/>
             <w:r>
               <w:rPr>
@@ -5440,7 +5038,7 @@
                 <w:sz w:val="22"/>
                 <w:szCs w:val="22"/>
               </w:rPr>
-              <w:t>seland</w:t>
+              <w:t>andans</w:t>
             </w:r>
             <w:proofErr w:type="spellEnd"/>
             <w:r>
@@ -5449,7 +5047,26 @@
                 <w:sz w:val="22"/>
                 <w:szCs w:val="22"/>
               </w:rPr>
-              <w:t xml:space="preserve">, </w:t>
+              <w:t>);</w:t>
+            </w:r>
+          </w:p>
+          <w:p>
+            <w:pPr>
+              <w:pStyle w:val="ListParagraph"/>
+              <w:spacing w:before="0" w:beforeAutospacing="0" w:after="0" w:afterAutospacing="0"/>
+              <w:rPr>
+                <w:rFonts w:asciiTheme="minorHAnsi" w:hAnsiTheme="minorHAnsi" w:cstheme="minorHAnsi"/>
+                <w:sz w:val="22"/>
+                <w:szCs w:val="22"/>
+              </w:rPr>
+            </w:pPr>
+            <w:r>
+              <w:rPr>
+                <w:rFonts w:asciiTheme="minorHAnsi" w:hAnsiTheme="minorHAnsi" w:cstheme="minorHAnsi"/>
+                <w:sz w:val="22"/>
+                <w:szCs w:val="22"/>
+              </w:rPr>
+              <w:t xml:space="preserve">and (r2, </w:t>
             </w:r>
             <w:proofErr w:type="spellStart"/>
             <w:r>
@@ -5458,7 +5075,7 @@
                 <w:sz w:val="22"/>
                 <w:szCs w:val="22"/>
               </w:rPr>
-              <w:t>andans</w:t>
+              <w:t>selor</w:t>
             </w:r>
             <w:proofErr w:type="spellEnd"/>
             <w:r>
@@ -5467,26 +5084,26 @@
                 <w:sz w:val="22"/>
                 <w:szCs w:val="22"/>
               </w:rPr>
-              <w:t>);</w:t>
-            </w:r>
-          </w:p>
-          <w:p>
-            <w:pPr>
-              <w:pStyle w:val="ListParagraph"/>
-              <w:spacing w:before="0" w:beforeAutospacing="0" w:after="0" w:afterAutospacing="0"/>
-              <w:rPr>
-                <w:rFonts w:asciiTheme="minorHAnsi" w:hAnsiTheme="minorHAnsi" w:cstheme="minorHAnsi"/>
-                <w:sz w:val="22"/>
-                <w:szCs w:val="22"/>
-              </w:rPr>
-            </w:pPr>
-            <w:r>
-              <w:rPr>
-                <w:rFonts w:asciiTheme="minorHAnsi" w:hAnsiTheme="minorHAnsi" w:cstheme="minorHAnsi"/>
-                <w:sz w:val="22"/>
-                <w:szCs w:val="22"/>
-              </w:rPr>
-              <w:t xml:space="preserve">and (r2, </w:t>
+              <w:t>, orans);</w:t>
+            </w:r>
+          </w:p>
+          <w:p>
+            <w:pPr>
+              <w:pStyle w:val="ListParagraph"/>
+              <w:spacing w:before="0" w:beforeAutospacing="0" w:after="0" w:afterAutospacing="0"/>
+              <w:rPr>
+                <w:rFonts w:asciiTheme="minorHAnsi" w:hAnsiTheme="minorHAnsi" w:cstheme="minorHAnsi"/>
+                <w:sz w:val="22"/>
+                <w:szCs w:val="22"/>
+              </w:rPr>
+            </w:pPr>
+            <w:r>
+              <w:rPr>
+                <w:rFonts w:asciiTheme="minorHAnsi" w:hAnsiTheme="minorHAnsi" w:cstheme="minorHAnsi"/>
+                <w:sz w:val="22"/>
+                <w:szCs w:val="22"/>
+              </w:rPr>
+              <w:t xml:space="preserve">and (r3, </w:t>
             </w:r>
             <w:proofErr w:type="spellStart"/>
             <w:r>
@@ -5495,7 +5112,7 @@
                 <w:sz w:val="22"/>
                 <w:szCs w:val="22"/>
               </w:rPr>
-              <w:t>selor</w:t>
+              <w:t>selmath</w:t>
             </w:r>
             <w:proofErr w:type="spellEnd"/>
             <w:r>
@@ -5504,43 +5121,6 @@
                 <w:sz w:val="22"/>
                 <w:szCs w:val="22"/>
               </w:rPr>
-              <w:t>, orans);</w:t>
-            </w:r>
-          </w:p>
-          <w:p>
-            <w:pPr>
-              <w:pStyle w:val="ListParagraph"/>
-              <w:spacing w:before="0" w:beforeAutospacing="0" w:after="0" w:afterAutospacing="0"/>
-              <w:rPr>
-                <w:rFonts w:asciiTheme="minorHAnsi" w:hAnsiTheme="minorHAnsi" w:cstheme="minorHAnsi"/>
-                <w:sz w:val="22"/>
-                <w:szCs w:val="22"/>
-              </w:rPr>
-            </w:pPr>
-            <w:r>
-              <w:rPr>
-                <w:rFonts w:asciiTheme="minorHAnsi" w:hAnsiTheme="minorHAnsi" w:cstheme="minorHAnsi"/>
-                <w:sz w:val="22"/>
-                <w:szCs w:val="22"/>
-              </w:rPr>
-              <w:t xml:space="preserve">and (r3, </w:t>
-            </w:r>
-            <w:proofErr w:type="spellStart"/>
-            <w:r>
-              <w:rPr>
-                <w:rFonts w:asciiTheme="minorHAnsi" w:hAnsiTheme="minorHAnsi" w:cstheme="minorHAnsi"/>
-                <w:sz w:val="22"/>
-                <w:szCs w:val="22"/>
-              </w:rPr>
-              <w:t>selmath</w:t>
-            </w:r>
-            <w:proofErr w:type="spellEnd"/>
-            <w:r>
-              <w:rPr>
-                <w:rFonts w:asciiTheme="minorHAnsi" w:hAnsiTheme="minorHAnsi" w:cstheme="minorHAnsi"/>
-                <w:sz w:val="22"/>
-                <w:szCs w:val="22"/>
-              </w:rPr>
               <w:t>, sum);</w:t>
             </w:r>
           </w:p>
@@ -5595,23 +5175,13 @@
                 <w:szCs w:val="22"/>
               </w:rPr>
             </w:pPr>
-            <w:proofErr w:type="gramStart"/>
-            <w:r>
-              <w:rPr>
-                <w:rFonts w:asciiTheme="minorHAnsi" w:hAnsiTheme="minorHAnsi" w:cstheme="minorHAnsi"/>
-                <w:sz w:val="22"/>
-                <w:szCs w:val="22"/>
-              </w:rPr>
-              <w:t>and(</w:t>
-            </w:r>
-            <w:proofErr w:type="gramEnd"/>
-            <w:r>
-              <w:rPr>
-                <w:rFonts w:asciiTheme="minorHAnsi" w:hAnsiTheme="minorHAnsi" w:cstheme="minorHAnsi"/>
-                <w:sz w:val="22"/>
-                <w:szCs w:val="22"/>
-              </w:rPr>
-              <w:t xml:space="preserve">carryout, </w:t>
+            <w:r>
+              <w:rPr>
+                <w:rFonts w:asciiTheme="minorHAnsi" w:hAnsiTheme="minorHAnsi" w:cstheme="minorHAnsi"/>
+                <w:sz w:val="22"/>
+                <w:szCs w:val="22"/>
+              </w:rPr>
+              <w:t xml:space="preserve">and(carryout, </w:t>
             </w:r>
             <w:proofErr w:type="spellStart"/>
             <w:r>
@@ -5984,25 +5554,7 @@
                 <w:sz w:val="22"/>
                 <w:szCs w:val="22"/>
               </w:rPr>
-              <w:t xml:space="preserve">An SLT function was also added to the original 1-bit ALU. A </w:t>
-            </w:r>
-            <w:proofErr w:type="gramStart"/>
-            <w:r>
-              <w:rPr>
-                <w:rFonts w:asciiTheme="minorHAnsi" w:hAnsiTheme="minorHAnsi" w:cstheme="minorHAnsi"/>
-                <w:sz w:val="22"/>
-                <w:szCs w:val="22"/>
-              </w:rPr>
-              <w:t>three bit</w:t>
-            </w:r>
-            <w:proofErr w:type="gramEnd"/>
-            <w:r>
-              <w:rPr>
-                <w:rFonts w:asciiTheme="minorHAnsi" w:hAnsiTheme="minorHAnsi" w:cstheme="minorHAnsi"/>
-                <w:sz w:val="22"/>
-                <w:szCs w:val="22"/>
-              </w:rPr>
-              <w:t xml:space="preserve"> input was used since there were five outputs, and four out of the eight possible combinations were mapped onto the 1-bit ALUs. A testbench was also written to test out the functioning of the code. </w:t>
+              <w:t xml:space="preserve">An SLT function was also added to the original 1-bit ALU. A three bit input was used since there were five outputs, and four out of the eight possible combinations were mapped onto the 1-bit ALUs. A testbench was also written to test out the functioning of the code. </w:t>
             </w:r>
           </w:p>
           <w:p>
@@ -6078,25 +5630,7 @@
                 <w:sz w:val="22"/>
                 <w:szCs w:val="22"/>
               </w:rPr>
-              <w:t>module alu1</w:t>
-            </w:r>
-            <w:proofErr w:type="gramStart"/>
-            <w:r>
-              <w:rPr>
-                <w:rFonts w:asciiTheme="minorHAnsi" w:hAnsiTheme="minorHAnsi" w:cstheme="minorHAnsi"/>
-                <w:sz w:val="22"/>
-                <w:szCs w:val="22"/>
-              </w:rPr>
-              <w:t>bit(</w:t>
-            </w:r>
-            <w:proofErr w:type="gramEnd"/>
-            <w:r>
-              <w:rPr>
-                <w:rFonts w:asciiTheme="minorHAnsi" w:hAnsiTheme="minorHAnsi" w:cstheme="minorHAnsi"/>
-                <w:sz w:val="22"/>
-                <w:szCs w:val="22"/>
-              </w:rPr>
-              <w:t xml:space="preserve">a, b, </w:t>
+              <w:t xml:space="preserve">module alu1bit(a, b, </w:t>
             </w:r>
             <w:proofErr w:type="spellStart"/>
             <w:r>
@@ -6415,7 +5949,6 @@
                 <w:szCs w:val="22"/>
               </w:rPr>
             </w:pPr>
-            <w:proofErr w:type="gramStart"/>
             <w:r>
               <w:rPr>
                 <w:rFonts w:asciiTheme="minorHAnsi" w:hAnsiTheme="minorHAnsi" w:cstheme="minorHAnsi"/>
@@ -6424,7 +5957,6 @@
               </w:rPr>
               <w:t>always @*</w:t>
             </w:r>
-            <w:proofErr w:type="gramEnd"/>
           </w:p>
           <w:p>
             <w:pPr>
@@ -6867,25 +6399,7 @@
                 <w:sz w:val="22"/>
                 <w:szCs w:val="22"/>
               </w:rPr>
-              <w:t>module alu4</w:t>
-            </w:r>
-            <w:proofErr w:type="gramStart"/>
-            <w:r>
-              <w:rPr>
-                <w:rFonts w:asciiTheme="minorHAnsi" w:hAnsiTheme="minorHAnsi" w:cstheme="minorHAnsi"/>
-                <w:sz w:val="22"/>
-                <w:szCs w:val="22"/>
-              </w:rPr>
-              <w:t>bit(</w:t>
-            </w:r>
-            <w:proofErr w:type="gramEnd"/>
-            <w:r>
-              <w:rPr>
-                <w:rFonts w:asciiTheme="minorHAnsi" w:hAnsiTheme="minorHAnsi" w:cstheme="minorHAnsi"/>
-                <w:sz w:val="22"/>
-                <w:szCs w:val="22"/>
-              </w:rPr>
-              <w:t>a, b, op, result, CF, SF, ZF, OF);</w:t>
+              <w:t>module alu4bit(a, b, op, result, CF, SF, ZF, OF);</w:t>
             </w:r>
           </w:p>
           <w:p>
@@ -7197,7 +6711,6 @@
                 <w:szCs w:val="22"/>
               </w:rPr>
             </w:pPr>
-            <w:proofErr w:type="gramStart"/>
             <w:r>
               <w:rPr>
                 <w:rFonts w:asciiTheme="minorHAnsi" w:hAnsiTheme="minorHAnsi" w:cstheme="minorHAnsi"/>
@@ -7206,7 +6719,6 @@
               </w:rPr>
               <w:t>always @*</w:t>
             </w:r>
-            <w:proofErr w:type="gramEnd"/>
           </w:p>
           <w:p>
             <w:pPr>
@@ -7484,25 +6996,7 @@
                 <w:sz w:val="22"/>
                 <w:szCs w:val="22"/>
               </w:rPr>
-              <w:t xml:space="preserve">assign </w:t>
-            </w:r>
-            <w:proofErr w:type="gramStart"/>
-            <w:r>
-              <w:rPr>
-                <w:rFonts w:asciiTheme="minorHAnsi" w:hAnsiTheme="minorHAnsi" w:cstheme="minorHAnsi"/>
-                <w:sz w:val="22"/>
-                <w:szCs w:val="22"/>
-              </w:rPr>
-              <w:t>carry[</w:t>
-            </w:r>
-            <w:proofErr w:type="gramEnd"/>
-            <w:r>
-              <w:rPr>
-                <w:rFonts w:asciiTheme="minorHAnsi" w:hAnsiTheme="minorHAnsi" w:cstheme="minorHAnsi"/>
-                <w:sz w:val="22"/>
-                <w:szCs w:val="22"/>
-              </w:rPr>
-              <w:t xml:space="preserve">0] = </w:t>
+              <w:t xml:space="preserve">assign carry[0] = </w:t>
             </w:r>
             <w:proofErr w:type="spellStart"/>
             <w:r>
@@ -7550,61 +7044,7 @@
                 <w:sz w:val="22"/>
                 <w:szCs w:val="22"/>
               </w:rPr>
-              <w:t>alu1bit bit0(</w:t>
-            </w:r>
-            <w:proofErr w:type="gramStart"/>
-            <w:r>
-              <w:rPr>
-                <w:rFonts w:asciiTheme="minorHAnsi" w:hAnsiTheme="minorHAnsi" w:cstheme="minorHAnsi"/>
-                <w:sz w:val="22"/>
-                <w:szCs w:val="22"/>
-              </w:rPr>
-              <w:t>a[</w:t>
-            </w:r>
-            <w:proofErr w:type="gramEnd"/>
-            <w:r>
-              <w:rPr>
-                <w:rFonts w:asciiTheme="minorHAnsi" w:hAnsiTheme="minorHAnsi" w:cstheme="minorHAnsi"/>
-                <w:sz w:val="22"/>
-                <w:szCs w:val="22"/>
-              </w:rPr>
-              <w:t xml:space="preserve">0], </w:t>
-            </w:r>
-            <w:proofErr w:type="gramStart"/>
-            <w:r>
-              <w:rPr>
-                <w:rFonts w:asciiTheme="minorHAnsi" w:hAnsiTheme="minorHAnsi" w:cstheme="minorHAnsi"/>
-                <w:sz w:val="22"/>
-                <w:szCs w:val="22"/>
-              </w:rPr>
-              <w:t>b[</w:t>
-            </w:r>
-            <w:proofErr w:type="gramEnd"/>
-            <w:r>
-              <w:rPr>
-                <w:rFonts w:asciiTheme="minorHAnsi" w:hAnsiTheme="minorHAnsi" w:cstheme="minorHAnsi"/>
-                <w:sz w:val="22"/>
-                <w:szCs w:val="22"/>
-              </w:rPr>
-              <w:t xml:space="preserve">0], </w:t>
-            </w:r>
-            <w:proofErr w:type="gramStart"/>
-            <w:r>
-              <w:rPr>
-                <w:rFonts w:asciiTheme="minorHAnsi" w:hAnsiTheme="minorHAnsi" w:cstheme="minorHAnsi"/>
-                <w:sz w:val="22"/>
-                <w:szCs w:val="22"/>
-              </w:rPr>
-              <w:t>carry[</w:t>
-            </w:r>
-            <w:proofErr w:type="gramEnd"/>
-            <w:r>
-              <w:rPr>
-                <w:rFonts w:asciiTheme="minorHAnsi" w:hAnsiTheme="minorHAnsi" w:cstheme="minorHAnsi"/>
-                <w:sz w:val="22"/>
-                <w:szCs w:val="22"/>
-              </w:rPr>
-              <w:t xml:space="preserve">0], </w:t>
+              <w:t xml:space="preserve">alu1bit bit0(a[0], b[0], carry[0], </w:t>
             </w:r>
             <w:proofErr w:type="spellStart"/>
             <w:r>
@@ -7662,7 +7102,6 @@
               <w:t xml:space="preserve">             select, </w:t>
             </w:r>
             <w:proofErr w:type="spellStart"/>
-            <w:proofErr w:type="gramStart"/>
             <w:r>
               <w:rPr>
                 <w:rFonts w:asciiTheme="minorHAnsi" w:hAnsiTheme="minorHAnsi" w:cstheme="minorHAnsi"/>
@@ -7678,118 +7117,37 @@
                 <w:sz w:val="22"/>
                 <w:szCs w:val="22"/>
               </w:rPr>
-              <w:t>[</w:t>
-            </w:r>
-            <w:proofErr w:type="gramEnd"/>
-            <w:r>
-              <w:rPr>
-                <w:rFonts w:asciiTheme="minorHAnsi" w:hAnsiTheme="minorHAnsi" w:cstheme="minorHAnsi"/>
-                <w:sz w:val="22"/>
-                <w:szCs w:val="22"/>
-              </w:rPr>
-              <w:t xml:space="preserve">0], </w:t>
-            </w:r>
-            <w:proofErr w:type="gramStart"/>
-            <w:r>
-              <w:rPr>
-                <w:rFonts w:asciiTheme="minorHAnsi" w:hAnsiTheme="minorHAnsi" w:cstheme="minorHAnsi"/>
-                <w:sz w:val="22"/>
-                <w:szCs w:val="22"/>
-              </w:rPr>
-              <w:t>carry[</w:t>
-            </w:r>
-            <w:proofErr w:type="gramEnd"/>
-            <w:r>
-              <w:rPr>
-                <w:rFonts w:asciiTheme="minorHAnsi" w:hAnsiTheme="minorHAnsi" w:cstheme="minorHAnsi"/>
-                <w:sz w:val="22"/>
-                <w:szCs w:val="22"/>
-              </w:rPr>
-              <w:t>1]);</w:t>
-            </w:r>
-          </w:p>
-          <w:p>
-            <w:pPr>
-              <w:pStyle w:val="ListParagraph"/>
-              <w:spacing w:before="0" w:beforeAutospacing="0" w:after="0" w:afterAutospacing="0"/>
-              <w:rPr>
-                <w:rFonts w:asciiTheme="minorHAnsi" w:hAnsiTheme="minorHAnsi" w:cstheme="minorHAnsi"/>
-                <w:sz w:val="22"/>
-                <w:szCs w:val="22"/>
-              </w:rPr>
-            </w:pPr>
-          </w:p>
-          <w:p>
-            <w:pPr>
-              <w:pStyle w:val="ListParagraph"/>
-              <w:spacing w:before="0" w:beforeAutospacing="0" w:after="0" w:afterAutospacing="0"/>
-              <w:rPr>
-                <w:rFonts w:asciiTheme="minorHAnsi" w:hAnsiTheme="minorHAnsi" w:cstheme="minorHAnsi"/>
-                <w:sz w:val="22"/>
-                <w:szCs w:val="22"/>
-              </w:rPr>
-            </w:pPr>
-            <w:r>
-              <w:rPr>
-                <w:rFonts w:asciiTheme="minorHAnsi" w:hAnsiTheme="minorHAnsi" w:cstheme="minorHAnsi"/>
-                <w:sz w:val="22"/>
-                <w:szCs w:val="22"/>
-              </w:rPr>
-              <w:t>alu1bit bit1(</w:t>
-            </w:r>
-            <w:proofErr w:type="gramStart"/>
-            <w:r>
-              <w:rPr>
-                <w:rFonts w:asciiTheme="minorHAnsi" w:hAnsiTheme="minorHAnsi" w:cstheme="minorHAnsi"/>
-                <w:sz w:val="22"/>
-                <w:szCs w:val="22"/>
-              </w:rPr>
-              <w:t>a[</w:t>
-            </w:r>
-            <w:proofErr w:type="gramEnd"/>
-            <w:r>
-              <w:rPr>
-                <w:rFonts w:asciiTheme="minorHAnsi" w:hAnsiTheme="minorHAnsi" w:cstheme="minorHAnsi"/>
-                <w:sz w:val="22"/>
-                <w:szCs w:val="22"/>
-              </w:rPr>
-              <w:t xml:space="preserve">1], </w:t>
-            </w:r>
-            <w:proofErr w:type="gramStart"/>
-            <w:r>
-              <w:rPr>
-                <w:rFonts w:asciiTheme="minorHAnsi" w:hAnsiTheme="minorHAnsi" w:cstheme="minorHAnsi"/>
-                <w:sz w:val="22"/>
-                <w:szCs w:val="22"/>
-              </w:rPr>
-              <w:t>b[</w:t>
-            </w:r>
-            <w:proofErr w:type="gramEnd"/>
-            <w:r>
-              <w:rPr>
-                <w:rFonts w:asciiTheme="minorHAnsi" w:hAnsiTheme="minorHAnsi" w:cstheme="minorHAnsi"/>
-                <w:sz w:val="22"/>
-                <w:szCs w:val="22"/>
-              </w:rPr>
-              <w:t xml:space="preserve">1], </w:t>
-            </w:r>
-            <w:proofErr w:type="gramStart"/>
-            <w:r>
-              <w:rPr>
-                <w:rFonts w:asciiTheme="minorHAnsi" w:hAnsiTheme="minorHAnsi" w:cstheme="minorHAnsi"/>
-                <w:sz w:val="22"/>
-                <w:szCs w:val="22"/>
-              </w:rPr>
-              <w:t>carry[</w:t>
-            </w:r>
-            <w:proofErr w:type="gramEnd"/>
-            <w:r>
-              <w:rPr>
-                <w:rFonts w:asciiTheme="minorHAnsi" w:hAnsiTheme="minorHAnsi" w:cstheme="minorHAnsi"/>
-                <w:sz w:val="22"/>
-                <w:szCs w:val="22"/>
-              </w:rPr>
-              <w:t xml:space="preserve">1], </w:t>
+              <w:t>[0], carry[1]);</w:t>
+            </w:r>
+          </w:p>
+          <w:p>
+            <w:pPr>
+              <w:pStyle w:val="ListParagraph"/>
+              <w:spacing w:before="0" w:beforeAutospacing="0" w:after="0" w:afterAutospacing="0"/>
+              <w:rPr>
+                <w:rFonts w:asciiTheme="minorHAnsi" w:hAnsiTheme="minorHAnsi" w:cstheme="minorHAnsi"/>
+                <w:sz w:val="22"/>
+                <w:szCs w:val="22"/>
+              </w:rPr>
+            </w:pPr>
+          </w:p>
+          <w:p>
+            <w:pPr>
+              <w:pStyle w:val="ListParagraph"/>
+              <w:spacing w:before="0" w:beforeAutospacing="0" w:after="0" w:afterAutospacing="0"/>
+              <w:rPr>
+                <w:rFonts w:asciiTheme="minorHAnsi" w:hAnsiTheme="minorHAnsi" w:cstheme="minorHAnsi"/>
+                <w:sz w:val="22"/>
+                <w:szCs w:val="22"/>
+              </w:rPr>
+            </w:pPr>
+            <w:r>
+              <w:rPr>
+                <w:rFonts w:asciiTheme="minorHAnsi" w:hAnsiTheme="minorHAnsi" w:cstheme="minorHAnsi"/>
+                <w:sz w:val="22"/>
+                <w:szCs w:val="22"/>
+              </w:rPr>
+              <w:t xml:space="preserve">alu1bit bit1(a[1], b[1], carry[1], </w:t>
             </w:r>
             <w:proofErr w:type="spellStart"/>
             <w:r>
@@ -7829,7 +7187,6 @@
               <w:t xml:space="preserve">             select, </w:t>
             </w:r>
             <w:proofErr w:type="spellStart"/>
-            <w:proofErr w:type="gramStart"/>
             <w:r>
               <w:rPr>
                 <w:rFonts w:asciiTheme="minorHAnsi" w:hAnsiTheme="minorHAnsi" w:cstheme="minorHAnsi"/>
@@ -7845,118 +7202,37 @@
                 <w:sz w:val="22"/>
                 <w:szCs w:val="22"/>
               </w:rPr>
-              <w:t>[</w:t>
-            </w:r>
-            <w:proofErr w:type="gramEnd"/>
-            <w:r>
-              <w:rPr>
-                <w:rFonts w:asciiTheme="minorHAnsi" w:hAnsiTheme="minorHAnsi" w:cstheme="minorHAnsi"/>
-                <w:sz w:val="22"/>
-                <w:szCs w:val="22"/>
-              </w:rPr>
-              <w:t xml:space="preserve">1], </w:t>
-            </w:r>
-            <w:proofErr w:type="gramStart"/>
-            <w:r>
-              <w:rPr>
-                <w:rFonts w:asciiTheme="minorHAnsi" w:hAnsiTheme="minorHAnsi" w:cstheme="minorHAnsi"/>
-                <w:sz w:val="22"/>
-                <w:szCs w:val="22"/>
-              </w:rPr>
-              <w:t>carry[2])</w:t>
-            </w:r>
-            <w:proofErr w:type="gramEnd"/>
-            <w:r>
-              <w:rPr>
-                <w:rFonts w:asciiTheme="minorHAnsi" w:hAnsiTheme="minorHAnsi" w:cstheme="minorHAnsi"/>
-                <w:sz w:val="22"/>
-                <w:szCs w:val="22"/>
-              </w:rPr>
-              <w:t>;</w:t>
-            </w:r>
-          </w:p>
-          <w:p>
-            <w:pPr>
-              <w:pStyle w:val="ListParagraph"/>
-              <w:spacing w:before="0" w:beforeAutospacing="0" w:after="0" w:afterAutospacing="0"/>
-              <w:rPr>
-                <w:rFonts w:asciiTheme="minorHAnsi" w:hAnsiTheme="minorHAnsi" w:cstheme="minorHAnsi"/>
-                <w:sz w:val="22"/>
-                <w:szCs w:val="22"/>
-              </w:rPr>
-            </w:pPr>
-          </w:p>
-          <w:p>
-            <w:pPr>
-              <w:pStyle w:val="ListParagraph"/>
-              <w:spacing w:before="0" w:beforeAutospacing="0" w:after="0" w:afterAutospacing="0"/>
-              <w:rPr>
-                <w:rFonts w:asciiTheme="minorHAnsi" w:hAnsiTheme="minorHAnsi" w:cstheme="minorHAnsi"/>
-                <w:sz w:val="22"/>
-                <w:szCs w:val="22"/>
-              </w:rPr>
-            </w:pPr>
-            <w:r>
-              <w:rPr>
-                <w:rFonts w:asciiTheme="minorHAnsi" w:hAnsiTheme="minorHAnsi" w:cstheme="minorHAnsi"/>
-                <w:sz w:val="22"/>
-                <w:szCs w:val="22"/>
-              </w:rPr>
-              <w:t>alu1bit bit2(</w:t>
-            </w:r>
-            <w:proofErr w:type="gramStart"/>
-            <w:r>
-              <w:rPr>
-                <w:rFonts w:asciiTheme="minorHAnsi" w:hAnsiTheme="minorHAnsi" w:cstheme="minorHAnsi"/>
-                <w:sz w:val="22"/>
-                <w:szCs w:val="22"/>
-              </w:rPr>
-              <w:t>a[</w:t>
-            </w:r>
-            <w:proofErr w:type="gramEnd"/>
-            <w:r>
-              <w:rPr>
-                <w:rFonts w:asciiTheme="minorHAnsi" w:hAnsiTheme="minorHAnsi" w:cstheme="minorHAnsi"/>
-                <w:sz w:val="22"/>
-                <w:szCs w:val="22"/>
-              </w:rPr>
-              <w:t xml:space="preserve">2], </w:t>
-            </w:r>
-            <w:proofErr w:type="gramStart"/>
-            <w:r>
-              <w:rPr>
-                <w:rFonts w:asciiTheme="minorHAnsi" w:hAnsiTheme="minorHAnsi" w:cstheme="minorHAnsi"/>
-                <w:sz w:val="22"/>
-                <w:szCs w:val="22"/>
-              </w:rPr>
-              <w:t>b[</w:t>
-            </w:r>
-            <w:proofErr w:type="gramEnd"/>
-            <w:r>
-              <w:rPr>
-                <w:rFonts w:asciiTheme="minorHAnsi" w:hAnsiTheme="minorHAnsi" w:cstheme="minorHAnsi"/>
-                <w:sz w:val="22"/>
-                <w:szCs w:val="22"/>
-              </w:rPr>
-              <w:t xml:space="preserve">2], </w:t>
-            </w:r>
-            <w:proofErr w:type="gramStart"/>
-            <w:r>
-              <w:rPr>
-                <w:rFonts w:asciiTheme="minorHAnsi" w:hAnsiTheme="minorHAnsi" w:cstheme="minorHAnsi"/>
-                <w:sz w:val="22"/>
-                <w:szCs w:val="22"/>
-              </w:rPr>
-              <w:t>carry[</w:t>
-            </w:r>
-            <w:proofErr w:type="gramEnd"/>
-            <w:r>
-              <w:rPr>
-                <w:rFonts w:asciiTheme="minorHAnsi" w:hAnsiTheme="minorHAnsi" w:cstheme="minorHAnsi"/>
-                <w:sz w:val="22"/>
-                <w:szCs w:val="22"/>
-              </w:rPr>
-              <w:t xml:space="preserve">2], </w:t>
+              <w:t>[1], carry[2]);</w:t>
+            </w:r>
+          </w:p>
+          <w:p>
+            <w:pPr>
+              <w:pStyle w:val="ListParagraph"/>
+              <w:spacing w:before="0" w:beforeAutospacing="0" w:after="0" w:afterAutospacing="0"/>
+              <w:rPr>
+                <w:rFonts w:asciiTheme="minorHAnsi" w:hAnsiTheme="minorHAnsi" w:cstheme="minorHAnsi"/>
+                <w:sz w:val="22"/>
+                <w:szCs w:val="22"/>
+              </w:rPr>
+            </w:pPr>
+          </w:p>
+          <w:p>
+            <w:pPr>
+              <w:pStyle w:val="ListParagraph"/>
+              <w:spacing w:before="0" w:beforeAutospacing="0" w:after="0" w:afterAutospacing="0"/>
+              <w:rPr>
+                <w:rFonts w:asciiTheme="minorHAnsi" w:hAnsiTheme="minorHAnsi" w:cstheme="minorHAnsi"/>
+                <w:sz w:val="22"/>
+                <w:szCs w:val="22"/>
+              </w:rPr>
+            </w:pPr>
+            <w:r>
+              <w:rPr>
+                <w:rFonts w:asciiTheme="minorHAnsi" w:hAnsiTheme="minorHAnsi" w:cstheme="minorHAnsi"/>
+                <w:sz w:val="22"/>
+                <w:szCs w:val="22"/>
+              </w:rPr>
+              <w:t xml:space="preserve">alu1bit bit2(a[2], b[2], carry[2], </w:t>
             </w:r>
             <w:proofErr w:type="spellStart"/>
             <w:r>
@@ -7996,7 +7272,6 @@
               <w:t xml:space="preserve">             select, </w:t>
             </w:r>
             <w:proofErr w:type="spellStart"/>
-            <w:proofErr w:type="gramStart"/>
             <w:r>
               <w:rPr>
                 <w:rFonts w:asciiTheme="minorHAnsi" w:hAnsiTheme="minorHAnsi" w:cstheme="minorHAnsi"/>
@@ -8012,118 +7287,37 @@
                 <w:sz w:val="22"/>
                 <w:szCs w:val="22"/>
               </w:rPr>
-              <w:t>[</w:t>
-            </w:r>
-            <w:proofErr w:type="gramEnd"/>
-            <w:r>
-              <w:rPr>
-                <w:rFonts w:asciiTheme="minorHAnsi" w:hAnsiTheme="minorHAnsi" w:cstheme="minorHAnsi"/>
-                <w:sz w:val="22"/>
-                <w:szCs w:val="22"/>
-              </w:rPr>
-              <w:t xml:space="preserve">2], </w:t>
-            </w:r>
-            <w:proofErr w:type="gramStart"/>
-            <w:r>
-              <w:rPr>
-                <w:rFonts w:asciiTheme="minorHAnsi" w:hAnsiTheme="minorHAnsi" w:cstheme="minorHAnsi"/>
-                <w:sz w:val="22"/>
-                <w:szCs w:val="22"/>
-              </w:rPr>
-              <w:t>carry[</w:t>
-            </w:r>
-            <w:proofErr w:type="gramEnd"/>
-            <w:r>
-              <w:rPr>
-                <w:rFonts w:asciiTheme="minorHAnsi" w:hAnsiTheme="minorHAnsi" w:cstheme="minorHAnsi"/>
-                <w:sz w:val="22"/>
-                <w:szCs w:val="22"/>
-              </w:rPr>
-              <w:t>3]);</w:t>
-            </w:r>
-          </w:p>
-          <w:p>
-            <w:pPr>
-              <w:pStyle w:val="ListParagraph"/>
-              <w:spacing w:before="0" w:beforeAutospacing="0" w:after="0" w:afterAutospacing="0"/>
-              <w:rPr>
-                <w:rFonts w:asciiTheme="minorHAnsi" w:hAnsiTheme="minorHAnsi" w:cstheme="minorHAnsi"/>
-                <w:sz w:val="22"/>
-                <w:szCs w:val="22"/>
-              </w:rPr>
-            </w:pPr>
-          </w:p>
-          <w:p>
-            <w:pPr>
-              <w:pStyle w:val="ListParagraph"/>
-              <w:spacing w:before="0" w:beforeAutospacing="0" w:after="0" w:afterAutospacing="0"/>
-              <w:rPr>
-                <w:rFonts w:asciiTheme="minorHAnsi" w:hAnsiTheme="minorHAnsi" w:cstheme="minorHAnsi"/>
-                <w:sz w:val="22"/>
-                <w:szCs w:val="22"/>
-              </w:rPr>
-            </w:pPr>
-            <w:r>
-              <w:rPr>
-                <w:rFonts w:asciiTheme="minorHAnsi" w:hAnsiTheme="minorHAnsi" w:cstheme="minorHAnsi"/>
-                <w:sz w:val="22"/>
-                <w:szCs w:val="22"/>
-              </w:rPr>
-              <w:t>alu1bit bit3(</w:t>
-            </w:r>
-            <w:proofErr w:type="gramStart"/>
-            <w:r>
-              <w:rPr>
-                <w:rFonts w:asciiTheme="minorHAnsi" w:hAnsiTheme="minorHAnsi" w:cstheme="minorHAnsi"/>
-                <w:sz w:val="22"/>
-                <w:szCs w:val="22"/>
-              </w:rPr>
-              <w:t>a[</w:t>
-            </w:r>
-            <w:proofErr w:type="gramEnd"/>
-            <w:r>
-              <w:rPr>
-                <w:rFonts w:asciiTheme="minorHAnsi" w:hAnsiTheme="minorHAnsi" w:cstheme="minorHAnsi"/>
-                <w:sz w:val="22"/>
-                <w:szCs w:val="22"/>
-              </w:rPr>
-              <w:t xml:space="preserve">3], </w:t>
-            </w:r>
-            <w:proofErr w:type="gramStart"/>
-            <w:r>
-              <w:rPr>
-                <w:rFonts w:asciiTheme="minorHAnsi" w:hAnsiTheme="minorHAnsi" w:cstheme="minorHAnsi"/>
-                <w:sz w:val="22"/>
-                <w:szCs w:val="22"/>
-              </w:rPr>
-              <w:t>b[</w:t>
-            </w:r>
-            <w:proofErr w:type="gramEnd"/>
-            <w:r>
-              <w:rPr>
-                <w:rFonts w:asciiTheme="minorHAnsi" w:hAnsiTheme="minorHAnsi" w:cstheme="minorHAnsi"/>
-                <w:sz w:val="22"/>
-                <w:szCs w:val="22"/>
-              </w:rPr>
-              <w:t xml:space="preserve">3], </w:t>
-            </w:r>
-            <w:proofErr w:type="gramStart"/>
-            <w:r>
-              <w:rPr>
-                <w:rFonts w:asciiTheme="minorHAnsi" w:hAnsiTheme="minorHAnsi" w:cstheme="minorHAnsi"/>
-                <w:sz w:val="22"/>
-                <w:szCs w:val="22"/>
-              </w:rPr>
-              <w:t>carry[</w:t>
-            </w:r>
-            <w:proofErr w:type="gramEnd"/>
-            <w:r>
-              <w:rPr>
-                <w:rFonts w:asciiTheme="minorHAnsi" w:hAnsiTheme="minorHAnsi" w:cstheme="minorHAnsi"/>
-                <w:sz w:val="22"/>
-                <w:szCs w:val="22"/>
-              </w:rPr>
-              <w:t xml:space="preserve">3], </w:t>
+              <w:t>[2], carry[3]);</w:t>
+            </w:r>
+          </w:p>
+          <w:p>
+            <w:pPr>
+              <w:pStyle w:val="ListParagraph"/>
+              <w:spacing w:before="0" w:beforeAutospacing="0" w:after="0" w:afterAutospacing="0"/>
+              <w:rPr>
+                <w:rFonts w:asciiTheme="minorHAnsi" w:hAnsiTheme="minorHAnsi" w:cstheme="minorHAnsi"/>
+                <w:sz w:val="22"/>
+                <w:szCs w:val="22"/>
+              </w:rPr>
+            </w:pPr>
+          </w:p>
+          <w:p>
+            <w:pPr>
+              <w:pStyle w:val="ListParagraph"/>
+              <w:spacing w:before="0" w:beforeAutospacing="0" w:after="0" w:afterAutospacing="0"/>
+              <w:rPr>
+                <w:rFonts w:asciiTheme="minorHAnsi" w:hAnsiTheme="minorHAnsi" w:cstheme="minorHAnsi"/>
+                <w:sz w:val="22"/>
+                <w:szCs w:val="22"/>
+              </w:rPr>
+            </w:pPr>
+            <w:r>
+              <w:rPr>
+                <w:rFonts w:asciiTheme="minorHAnsi" w:hAnsiTheme="minorHAnsi" w:cstheme="minorHAnsi"/>
+                <w:sz w:val="22"/>
+                <w:szCs w:val="22"/>
+              </w:rPr>
+              <w:t xml:space="preserve">alu1bit bit3(a[3], b[3], carry[3], </w:t>
             </w:r>
             <w:proofErr w:type="spellStart"/>
             <w:r>
@@ -8164,7 +7358,6 @@
               <w:t xml:space="preserve">             select, </w:t>
             </w:r>
             <w:proofErr w:type="spellStart"/>
-            <w:proofErr w:type="gramStart"/>
             <w:r>
               <w:rPr>
                 <w:rFonts w:asciiTheme="minorHAnsi" w:hAnsiTheme="minorHAnsi" w:cstheme="minorHAnsi"/>
@@ -8180,100 +7373,37 @@
                 <w:sz w:val="22"/>
                 <w:szCs w:val="22"/>
               </w:rPr>
-              <w:t>[</w:t>
-            </w:r>
-            <w:proofErr w:type="gramEnd"/>
-            <w:r>
-              <w:rPr>
-                <w:rFonts w:asciiTheme="minorHAnsi" w:hAnsiTheme="minorHAnsi" w:cstheme="minorHAnsi"/>
-                <w:sz w:val="22"/>
-                <w:szCs w:val="22"/>
-              </w:rPr>
-              <w:t xml:space="preserve">3], </w:t>
-            </w:r>
-            <w:proofErr w:type="gramStart"/>
-            <w:r>
-              <w:rPr>
-                <w:rFonts w:asciiTheme="minorHAnsi" w:hAnsiTheme="minorHAnsi" w:cstheme="minorHAnsi"/>
-                <w:sz w:val="22"/>
-                <w:szCs w:val="22"/>
-              </w:rPr>
-              <w:t>carry[</w:t>
-            </w:r>
-            <w:proofErr w:type="gramEnd"/>
-            <w:r>
-              <w:rPr>
-                <w:rFonts w:asciiTheme="minorHAnsi" w:hAnsiTheme="minorHAnsi" w:cstheme="minorHAnsi"/>
-                <w:sz w:val="22"/>
-                <w:szCs w:val="22"/>
-              </w:rPr>
-              <w:t>4]);</w:t>
-            </w:r>
-          </w:p>
-          <w:p>
-            <w:pPr>
-              <w:pStyle w:val="ListParagraph"/>
-              <w:spacing w:before="0" w:beforeAutospacing="0" w:after="0" w:afterAutospacing="0"/>
-              <w:rPr>
-                <w:rFonts w:asciiTheme="minorHAnsi" w:hAnsiTheme="minorHAnsi" w:cstheme="minorHAnsi"/>
-                <w:sz w:val="22"/>
-                <w:szCs w:val="22"/>
-              </w:rPr>
-            </w:pPr>
-          </w:p>
-          <w:p>
-            <w:pPr>
-              <w:pStyle w:val="ListParagraph"/>
-              <w:spacing w:before="0" w:beforeAutospacing="0" w:after="0" w:afterAutospacing="0"/>
-              <w:rPr>
-                <w:rFonts w:asciiTheme="minorHAnsi" w:hAnsiTheme="minorHAnsi" w:cstheme="minorHAnsi"/>
-                <w:sz w:val="22"/>
-                <w:szCs w:val="22"/>
-              </w:rPr>
-            </w:pPr>
-            <w:r>
-              <w:rPr>
-                <w:rFonts w:asciiTheme="minorHAnsi" w:hAnsiTheme="minorHAnsi" w:cstheme="minorHAnsi"/>
-                <w:sz w:val="22"/>
-                <w:szCs w:val="22"/>
-              </w:rPr>
-              <w:t xml:space="preserve">assign overflow = </w:t>
-            </w:r>
-            <w:proofErr w:type="gramStart"/>
-            <w:r>
-              <w:rPr>
-                <w:rFonts w:asciiTheme="minorHAnsi" w:hAnsiTheme="minorHAnsi" w:cstheme="minorHAnsi"/>
-                <w:sz w:val="22"/>
-                <w:szCs w:val="22"/>
-              </w:rPr>
-              <w:t>carry[</w:t>
-            </w:r>
-            <w:proofErr w:type="gramEnd"/>
-            <w:r>
-              <w:rPr>
-                <w:rFonts w:asciiTheme="minorHAnsi" w:hAnsiTheme="minorHAnsi" w:cstheme="minorHAnsi"/>
-                <w:sz w:val="22"/>
-                <w:szCs w:val="22"/>
-              </w:rPr>
-              <w:t xml:space="preserve">3] ^ </w:t>
-            </w:r>
-            <w:proofErr w:type="gramStart"/>
-            <w:r>
-              <w:rPr>
-                <w:rFonts w:asciiTheme="minorHAnsi" w:hAnsiTheme="minorHAnsi" w:cstheme="minorHAnsi"/>
-                <w:sz w:val="22"/>
-                <w:szCs w:val="22"/>
-              </w:rPr>
-              <w:t>carry[</w:t>
-            </w:r>
-            <w:proofErr w:type="gramEnd"/>
-            <w:r>
-              <w:rPr>
-                <w:rFonts w:asciiTheme="minorHAnsi" w:hAnsiTheme="minorHAnsi" w:cstheme="minorHAnsi"/>
-                <w:sz w:val="22"/>
-                <w:szCs w:val="22"/>
-              </w:rPr>
-              <w:t>4];</w:t>
+              <w:t>[3], carry[4]);</w:t>
+            </w:r>
+          </w:p>
+          <w:p>
+            <w:pPr>
+              <w:pStyle w:val="ListParagraph"/>
+              <w:spacing w:before="0" w:beforeAutospacing="0" w:after="0" w:afterAutospacing="0"/>
+              <w:rPr>
+                <w:rFonts w:asciiTheme="minorHAnsi" w:hAnsiTheme="minorHAnsi" w:cstheme="minorHAnsi"/>
+                <w:sz w:val="22"/>
+                <w:szCs w:val="22"/>
+              </w:rPr>
+            </w:pPr>
+          </w:p>
+          <w:p>
+            <w:pPr>
+              <w:pStyle w:val="ListParagraph"/>
+              <w:spacing w:before="0" w:beforeAutospacing="0" w:after="0" w:afterAutospacing="0"/>
+              <w:rPr>
+                <w:rFonts w:asciiTheme="minorHAnsi" w:hAnsiTheme="minorHAnsi" w:cstheme="minorHAnsi"/>
+                <w:sz w:val="22"/>
+                <w:szCs w:val="22"/>
+              </w:rPr>
+            </w:pPr>
+            <w:r>
+              <w:rPr>
+                <w:rFonts w:asciiTheme="minorHAnsi" w:hAnsiTheme="minorHAnsi" w:cstheme="minorHAnsi"/>
+                <w:sz w:val="22"/>
+                <w:szCs w:val="22"/>
+              </w:rPr>
+              <w:t>assign overflow = carry[3] ^ carry[4];</w:t>
             </w:r>
           </w:p>
           <w:p>
@@ -8313,7 +7443,6 @@
               <w:t xml:space="preserve"> = </w:t>
             </w:r>
             <w:proofErr w:type="spellStart"/>
-            <w:proofErr w:type="gramStart"/>
             <w:r>
               <w:rPr>
                 <w:rFonts w:asciiTheme="minorHAnsi" w:hAnsiTheme="minorHAnsi" w:cstheme="minorHAnsi"/>
@@ -8329,16 +7458,7 @@
                 <w:sz w:val="22"/>
                 <w:szCs w:val="22"/>
               </w:rPr>
-              <w:t>[</w:t>
-            </w:r>
-            <w:proofErr w:type="gramEnd"/>
-            <w:r>
-              <w:rPr>
-                <w:rFonts w:asciiTheme="minorHAnsi" w:hAnsiTheme="minorHAnsi" w:cstheme="minorHAnsi"/>
-                <w:sz w:val="22"/>
-                <w:szCs w:val="22"/>
-              </w:rPr>
-              <w:t>3] ^ overflow;</w:t>
+              <w:t>[3] ^ overflow;</w:t>
             </w:r>
           </w:p>
           <w:p>
@@ -8473,25 +7593,7 @@
                 <w:sz w:val="22"/>
                 <w:szCs w:val="22"/>
               </w:rPr>
-              <w:t xml:space="preserve">SF = </w:t>
-            </w:r>
-            <w:proofErr w:type="gramStart"/>
-            <w:r>
-              <w:rPr>
-                <w:rFonts w:asciiTheme="minorHAnsi" w:hAnsiTheme="minorHAnsi" w:cstheme="minorHAnsi"/>
-                <w:sz w:val="22"/>
-                <w:szCs w:val="22"/>
-              </w:rPr>
-              <w:t>result[</w:t>
-            </w:r>
-            <w:proofErr w:type="gramEnd"/>
-            <w:r>
-              <w:rPr>
-                <w:rFonts w:asciiTheme="minorHAnsi" w:hAnsiTheme="minorHAnsi" w:cstheme="minorHAnsi"/>
-                <w:sz w:val="22"/>
-                <w:szCs w:val="22"/>
-              </w:rPr>
-              <w:t>3];</w:t>
+              <w:t>SF = result[3];</w:t>
             </w:r>
           </w:p>
           <w:p>
@@ -8597,25 +7699,7 @@
                 <w:sz w:val="22"/>
                 <w:szCs w:val="22"/>
               </w:rPr>
-              <w:t xml:space="preserve">CF = </w:t>
-            </w:r>
-            <w:proofErr w:type="gramStart"/>
-            <w:r>
-              <w:rPr>
-                <w:rFonts w:asciiTheme="minorHAnsi" w:hAnsiTheme="minorHAnsi" w:cstheme="minorHAnsi"/>
-                <w:sz w:val="22"/>
-                <w:szCs w:val="22"/>
-              </w:rPr>
-              <w:t>carry[</w:t>
-            </w:r>
-            <w:proofErr w:type="gramEnd"/>
-            <w:r>
-              <w:rPr>
-                <w:rFonts w:asciiTheme="minorHAnsi" w:hAnsiTheme="minorHAnsi" w:cstheme="minorHAnsi"/>
-                <w:sz w:val="22"/>
-                <w:szCs w:val="22"/>
-              </w:rPr>
-              <w:t>4];</w:t>
+              <w:t>CF = carry[4];</w:t>
             </w:r>
           </w:p>
           <w:p>
@@ -8753,25 +7837,7 @@
                 <w:sz w:val="22"/>
                 <w:szCs w:val="22"/>
               </w:rPr>
-              <w:t xml:space="preserve">module </w:t>
-            </w:r>
-            <w:proofErr w:type="gramStart"/>
-            <w:r>
-              <w:rPr>
-                <w:rFonts w:asciiTheme="minorHAnsi" w:hAnsiTheme="minorHAnsi" w:cstheme="minorHAnsi"/>
-                <w:sz w:val="22"/>
-                <w:szCs w:val="22"/>
-              </w:rPr>
-              <w:t>testbench(</w:t>
-            </w:r>
-            <w:proofErr w:type="gramEnd"/>
-            <w:r>
-              <w:rPr>
-                <w:rFonts w:asciiTheme="minorHAnsi" w:hAnsiTheme="minorHAnsi" w:cstheme="minorHAnsi"/>
-                <w:sz w:val="22"/>
-                <w:szCs w:val="22"/>
-              </w:rPr>
-              <w:t>);</w:t>
+              <w:t>module testbench();</w:t>
             </w:r>
           </w:p>
           <w:p>
@@ -8902,7 +7968,6 @@
               <w:t xml:space="preserve">alu4bit </w:t>
             </w:r>
             <w:proofErr w:type="spellStart"/>
-            <w:proofErr w:type="gramStart"/>
             <w:r>
               <w:rPr>
                 <w:rFonts w:asciiTheme="minorHAnsi" w:hAnsiTheme="minorHAnsi" w:cstheme="minorHAnsi"/>
@@ -8918,16 +7983,7 @@
                 <w:sz w:val="22"/>
                 <w:szCs w:val="22"/>
               </w:rPr>
-              <w:t>(</w:t>
-            </w:r>
-            <w:proofErr w:type="gramEnd"/>
-            <w:r>
-              <w:rPr>
-                <w:rFonts w:asciiTheme="minorHAnsi" w:hAnsiTheme="minorHAnsi" w:cstheme="minorHAnsi"/>
-                <w:sz w:val="22"/>
-                <w:szCs w:val="22"/>
-              </w:rPr>
-              <w:t>a, b, op, result, CF, SF, ZF, OF);</w:t>
+              <w:t>(a, b, op, result, CF, SF, ZF, OF);</w:t>
             </w:r>
           </w:p>
           <w:p>
@@ -9744,25 +8800,7 @@
                 <w:sz w:val="22"/>
                 <w:szCs w:val="22"/>
               </w:rPr>
-              <w:t>module alu</w:t>
-            </w:r>
-            <w:proofErr w:type="gramStart"/>
-            <w:r>
-              <w:rPr>
-                <w:rFonts w:asciiTheme="minorHAnsi" w:hAnsiTheme="minorHAnsi" w:cstheme="minorHAnsi"/>
-                <w:sz w:val="22"/>
-                <w:szCs w:val="22"/>
-              </w:rPr>
-              <w:t>#(</w:t>
-            </w:r>
-            <w:proofErr w:type="gramEnd"/>
-            <w:r>
-              <w:rPr>
-                <w:rFonts w:asciiTheme="minorHAnsi" w:hAnsiTheme="minorHAnsi" w:cstheme="minorHAnsi"/>
-                <w:sz w:val="22"/>
-                <w:szCs w:val="22"/>
-              </w:rPr>
-              <w:t>parameter N = 4) (</w:t>
+              <w:t>module alu#(parameter N = 4) (</w:t>
             </w:r>
           </w:p>
           <w:p>
@@ -9881,7 +8919,6 @@
                 <w:szCs w:val="22"/>
               </w:rPr>
             </w:pPr>
-            <w:proofErr w:type="gramStart"/>
             <w:r>
               <w:rPr>
                 <w:rFonts w:asciiTheme="minorHAnsi" w:hAnsiTheme="minorHAnsi" w:cstheme="minorHAnsi"/>
@@ -9890,7 +8927,6 @@
               </w:rPr>
               <w:t>always @*</w:t>
             </w:r>
-            <w:proofErr w:type="gramEnd"/>
           </w:p>
           <w:p>
             <w:pPr>
@@ -9957,210 +8993,102 @@
                 <w:sz w:val="22"/>
                 <w:szCs w:val="22"/>
               </w:rPr>
-              <w:t xml:space="preserve">        3'b000: result = a + </w:t>
-            </w:r>
-            <w:proofErr w:type="gramStart"/>
-            <w:r>
-              <w:rPr>
-                <w:rFonts w:asciiTheme="minorHAnsi" w:hAnsiTheme="minorHAnsi" w:cstheme="minorHAnsi"/>
-                <w:sz w:val="22"/>
-                <w:szCs w:val="22"/>
-              </w:rPr>
-              <w:t xml:space="preserve">b;   </w:t>
-            </w:r>
-            <w:proofErr w:type="gramEnd"/>
-            <w:r>
-              <w:rPr>
-                <w:rFonts w:asciiTheme="minorHAnsi" w:hAnsiTheme="minorHAnsi" w:cstheme="minorHAnsi"/>
-                <w:sz w:val="22"/>
-                <w:szCs w:val="22"/>
-              </w:rPr>
-              <w:t>// add</w:t>
-            </w:r>
-          </w:p>
-          <w:p>
-            <w:pPr>
-              <w:pStyle w:val="ListParagraph"/>
-              <w:spacing w:before="0" w:beforeAutospacing="0" w:after="0" w:afterAutospacing="0"/>
-              <w:rPr>
-                <w:rFonts w:asciiTheme="minorHAnsi" w:hAnsiTheme="minorHAnsi" w:cstheme="minorHAnsi"/>
-                <w:sz w:val="22"/>
-                <w:szCs w:val="22"/>
-              </w:rPr>
-            </w:pPr>
-            <w:r>
-              <w:rPr>
-                <w:rFonts w:asciiTheme="minorHAnsi" w:hAnsiTheme="minorHAnsi" w:cstheme="minorHAnsi"/>
-                <w:sz w:val="22"/>
-                <w:szCs w:val="22"/>
-              </w:rPr>
-              <w:t xml:space="preserve">        3'b001: result = a - </w:t>
-            </w:r>
-            <w:proofErr w:type="gramStart"/>
-            <w:r>
-              <w:rPr>
-                <w:rFonts w:asciiTheme="minorHAnsi" w:hAnsiTheme="minorHAnsi" w:cstheme="minorHAnsi"/>
-                <w:sz w:val="22"/>
-                <w:szCs w:val="22"/>
-              </w:rPr>
-              <w:t xml:space="preserve">b;   </w:t>
-            </w:r>
-            <w:proofErr w:type="gramEnd"/>
-            <w:r>
-              <w:rPr>
-                <w:rFonts w:asciiTheme="minorHAnsi" w:hAnsiTheme="minorHAnsi" w:cstheme="minorHAnsi"/>
-                <w:sz w:val="22"/>
-                <w:szCs w:val="22"/>
-              </w:rPr>
-              <w:t>// sub</w:t>
-            </w:r>
-          </w:p>
-          <w:p>
-            <w:pPr>
-              <w:pStyle w:val="ListParagraph"/>
-              <w:spacing w:before="0" w:beforeAutospacing="0" w:after="0" w:afterAutospacing="0"/>
-              <w:rPr>
-                <w:rFonts w:asciiTheme="minorHAnsi" w:hAnsiTheme="minorHAnsi" w:cstheme="minorHAnsi"/>
-                <w:sz w:val="22"/>
-                <w:szCs w:val="22"/>
-              </w:rPr>
-            </w:pPr>
-            <w:r>
-              <w:rPr>
-                <w:rFonts w:asciiTheme="minorHAnsi" w:hAnsiTheme="minorHAnsi" w:cstheme="minorHAnsi"/>
-                <w:sz w:val="22"/>
-                <w:szCs w:val="22"/>
-              </w:rPr>
-              <w:t xml:space="preserve">        3'b010: result = a &amp; </w:t>
-            </w:r>
-            <w:proofErr w:type="gramStart"/>
-            <w:r>
-              <w:rPr>
-                <w:rFonts w:asciiTheme="minorHAnsi" w:hAnsiTheme="minorHAnsi" w:cstheme="minorHAnsi"/>
-                <w:sz w:val="22"/>
-                <w:szCs w:val="22"/>
-              </w:rPr>
-              <w:t xml:space="preserve">b;   </w:t>
-            </w:r>
-            <w:proofErr w:type="gramEnd"/>
-            <w:r>
-              <w:rPr>
-                <w:rFonts w:asciiTheme="minorHAnsi" w:hAnsiTheme="minorHAnsi" w:cstheme="minorHAnsi"/>
-                <w:sz w:val="22"/>
-                <w:szCs w:val="22"/>
-              </w:rPr>
-              <w:t>// and</w:t>
-            </w:r>
-          </w:p>
-          <w:p>
-            <w:pPr>
-              <w:pStyle w:val="ListParagraph"/>
-              <w:spacing w:before="0" w:beforeAutospacing="0" w:after="0" w:afterAutospacing="0"/>
-              <w:rPr>
-                <w:rFonts w:asciiTheme="minorHAnsi" w:hAnsiTheme="minorHAnsi" w:cstheme="minorHAnsi"/>
-                <w:sz w:val="22"/>
-                <w:szCs w:val="22"/>
-              </w:rPr>
-            </w:pPr>
-            <w:r>
-              <w:rPr>
-                <w:rFonts w:asciiTheme="minorHAnsi" w:hAnsiTheme="minorHAnsi" w:cstheme="minorHAnsi"/>
-                <w:sz w:val="22"/>
-                <w:szCs w:val="22"/>
-              </w:rPr>
-              <w:t xml:space="preserve">        3'b011: result = a | </w:t>
-            </w:r>
-            <w:proofErr w:type="gramStart"/>
-            <w:r>
-              <w:rPr>
-                <w:rFonts w:asciiTheme="minorHAnsi" w:hAnsiTheme="minorHAnsi" w:cstheme="minorHAnsi"/>
-                <w:sz w:val="22"/>
-                <w:szCs w:val="22"/>
-              </w:rPr>
-              <w:t xml:space="preserve">b;   </w:t>
-            </w:r>
-            <w:proofErr w:type="gramEnd"/>
-            <w:r>
-              <w:rPr>
-                <w:rFonts w:asciiTheme="minorHAnsi" w:hAnsiTheme="minorHAnsi" w:cstheme="minorHAnsi"/>
-                <w:sz w:val="22"/>
-                <w:szCs w:val="22"/>
-              </w:rPr>
-              <w:t>// or</w:t>
-            </w:r>
-          </w:p>
-          <w:p>
-            <w:pPr>
-              <w:pStyle w:val="ListParagraph"/>
-              <w:spacing w:before="0" w:beforeAutospacing="0" w:after="0" w:afterAutospacing="0"/>
-              <w:rPr>
-                <w:rFonts w:asciiTheme="minorHAnsi" w:hAnsiTheme="minorHAnsi" w:cstheme="minorHAnsi"/>
-                <w:sz w:val="22"/>
-                <w:szCs w:val="22"/>
-              </w:rPr>
-            </w:pPr>
-            <w:r>
-              <w:rPr>
-                <w:rFonts w:asciiTheme="minorHAnsi" w:hAnsiTheme="minorHAnsi" w:cstheme="minorHAnsi"/>
-                <w:sz w:val="22"/>
-                <w:szCs w:val="22"/>
-              </w:rPr>
-              <w:t xml:space="preserve">        3'b100: result = ~</w:t>
-            </w:r>
-            <w:proofErr w:type="gramStart"/>
-            <w:r>
-              <w:rPr>
-                <w:rFonts w:asciiTheme="minorHAnsi" w:hAnsiTheme="minorHAnsi" w:cstheme="minorHAnsi"/>
-                <w:sz w:val="22"/>
-                <w:szCs w:val="22"/>
-              </w:rPr>
-              <w:t xml:space="preserve">a;   </w:t>
-            </w:r>
-            <w:proofErr w:type="gramEnd"/>
-            <w:r>
-              <w:rPr>
-                <w:rFonts w:asciiTheme="minorHAnsi" w:hAnsiTheme="minorHAnsi" w:cstheme="minorHAnsi"/>
-                <w:sz w:val="22"/>
-                <w:szCs w:val="22"/>
-              </w:rPr>
-              <w:t xml:space="preserve">   // not</w:t>
-            </w:r>
-          </w:p>
-          <w:p>
-            <w:pPr>
-              <w:pStyle w:val="ListParagraph"/>
-              <w:spacing w:before="0" w:beforeAutospacing="0" w:after="0" w:afterAutospacing="0"/>
-              <w:rPr>
-                <w:rFonts w:asciiTheme="minorHAnsi" w:hAnsiTheme="minorHAnsi" w:cstheme="minorHAnsi"/>
-                <w:sz w:val="22"/>
-                <w:szCs w:val="22"/>
-              </w:rPr>
-            </w:pPr>
-            <w:r>
-              <w:rPr>
-                <w:rFonts w:asciiTheme="minorHAnsi" w:hAnsiTheme="minorHAnsi" w:cstheme="minorHAnsi"/>
-                <w:sz w:val="22"/>
-                <w:szCs w:val="22"/>
-              </w:rPr>
-              <w:t xml:space="preserve">        3'b101: result = a ^ </w:t>
-            </w:r>
-            <w:proofErr w:type="gramStart"/>
-            <w:r>
-              <w:rPr>
-                <w:rFonts w:asciiTheme="minorHAnsi" w:hAnsiTheme="minorHAnsi" w:cstheme="minorHAnsi"/>
-                <w:sz w:val="22"/>
-                <w:szCs w:val="22"/>
-              </w:rPr>
-              <w:t xml:space="preserve">b;   </w:t>
-            </w:r>
-            <w:proofErr w:type="gramEnd"/>
-            <w:r>
-              <w:rPr>
-                <w:rFonts w:asciiTheme="minorHAnsi" w:hAnsiTheme="minorHAnsi" w:cstheme="minorHAnsi"/>
-                <w:sz w:val="22"/>
-                <w:szCs w:val="22"/>
-              </w:rPr>
-              <w:t xml:space="preserve">// </w:t>
+              <w:t xml:space="preserve">        3'b000: result = a + b;   // add</w:t>
+            </w:r>
+          </w:p>
+          <w:p>
+            <w:pPr>
+              <w:pStyle w:val="ListParagraph"/>
+              <w:spacing w:before="0" w:beforeAutospacing="0" w:after="0" w:afterAutospacing="0"/>
+              <w:rPr>
+                <w:rFonts w:asciiTheme="minorHAnsi" w:hAnsiTheme="minorHAnsi" w:cstheme="minorHAnsi"/>
+                <w:sz w:val="22"/>
+                <w:szCs w:val="22"/>
+              </w:rPr>
+            </w:pPr>
+            <w:r>
+              <w:rPr>
+                <w:rFonts w:asciiTheme="minorHAnsi" w:hAnsiTheme="minorHAnsi" w:cstheme="minorHAnsi"/>
+                <w:sz w:val="22"/>
+                <w:szCs w:val="22"/>
+              </w:rPr>
+              <w:t xml:space="preserve">        3'b001: result = a - b;   // sub</w:t>
+            </w:r>
+          </w:p>
+          <w:p>
+            <w:pPr>
+              <w:pStyle w:val="ListParagraph"/>
+              <w:spacing w:before="0" w:beforeAutospacing="0" w:after="0" w:afterAutospacing="0"/>
+              <w:rPr>
+                <w:rFonts w:asciiTheme="minorHAnsi" w:hAnsiTheme="minorHAnsi" w:cstheme="minorHAnsi"/>
+                <w:sz w:val="22"/>
+                <w:szCs w:val="22"/>
+              </w:rPr>
+            </w:pPr>
+            <w:r>
+              <w:rPr>
+                <w:rFonts w:asciiTheme="minorHAnsi" w:hAnsiTheme="minorHAnsi" w:cstheme="minorHAnsi"/>
+                <w:sz w:val="22"/>
+                <w:szCs w:val="22"/>
+              </w:rPr>
+              <w:t xml:space="preserve">        3'b010: result = a &amp; b;   // and</w:t>
+            </w:r>
+          </w:p>
+          <w:p>
+            <w:pPr>
+              <w:pStyle w:val="ListParagraph"/>
+              <w:spacing w:before="0" w:beforeAutospacing="0" w:after="0" w:afterAutospacing="0"/>
+              <w:rPr>
+                <w:rFonts w:asciiTheme="minorHAnsi" w:hAnsiTheme="minorHAnsi" w:cstheme="minorHAnsi"/>
+                <w:sz w:val="22"/>
+                <w:szCs w:val="22"/>
+              </w:rPr>
+            </w:pPr>
+            <w:r>
+              <w:rPr>
+                <w:rFonts w:asciiTheme="minorHAnsi" w:hAnsiTheme="minorHAnsi" w:cstheme="minorHAnsi"/>
+                <w:sz w:val="22"/>
+                <w:szCs w:val="22"/>
+              </w:rPr>
+              <w:t xml:space="preserve">        3'b011: result = a | b;   // or</w:t>
+            </w:r>
+          </w:p>
+          <w:p>
+            <w:pPr>
+              <w:pStyle w:val="ListParagraph"/>
+              <w:spacing w:before="0" w:beforeAutospacing="0" w:after="0" w:afterAutospacing="0"/>
+              <w:rPr>
+                <w:rFonts w:asciiTheme="minorHAnsi" w:hAnsiTheme="minorHAnsi" w:cstheme="minorHAnsi"/>
+                <w:sz w:val="22"/>
+                <w:szCs w:val="22"/>
+              </w:rPr>
+            </w:pPr>
+            <w:r>
+              <w:rPr>
+                <w:rFonts w:asciiTheme="minorHAnsi" w:hAnsiTheme="minorHAnsi" w:cstheme="minorHAnsi"/>
+                <w:sz w:val="22"/>
+                <w:szCs w:val="22"/>
+              </w:rPr>
+              <w:t xml:space="preserve">        3'b100: result = ~a;      // not</w:t>
+            </w:r>
+          </w:p>
+          <w:p>
+            <w:pPr>
+              <w:pStyle w:val="ListParagraph"/>
+              <w:spacing w:before="0" w:beforeAutospacing="0" w:after="0" w:afterAutospacing="0"/>
+              <w:rPr>
+                <w:rFonts w:asciiTheme="minorHAnsi" w:hAnsiTheme="minorHAnsi" w:cstheme="minorHAnsi"/>
+                <w:sz w:val="22"/>
+                <w:szCs w:val="22"/>
+              </w:rPr>
+            </w:pPr>
+            <w:r>
+              <w:rPr>
+                <w:rFonts w:asciiTheme="minorHAnsi" w:hAnsiTheme="minorHAnsi" w:cstheme="minorHAnsi"/>
+                <w:sz w:val="22"/>
+                <w:szCs w:val="22"/>
+              </w:rPr>
+              <w:t xml:space="preserve">        3'b101: result = a ^ b;   // </w:t>
             </w:r>
             <w:proofErr w:type="spellStart"/>
             <w:r>
@@ -10318,25 +9246,7 @@
                 <w:sz w:val="22"/>
                 <w:szCs w:val="22"/>
               </w:rPr>
-              <w:t xml:space="preserve">module </w:t>
-            </w:r>
-            <w:proofErr w:type="gramStart"/>
-            <w:r>
-              <w:rPr>
-                <w:rFonts w:asciiTheme="minorHAnsi" w:hAnsiTheme="minorHAnsi" w:cstheme="minorHAnsi"/>
-                <w:sz w:val="22"/>
-                <w:szCs w:val="22"/>
-              </w:rPr>
-              <w:t>testbench(</w:t>
-            </w:r>
-            <w:proofErr w:type="gramEnd"/>
-            <w:r>
-              <w:rPr>
-                <w:rFonts w:asciiTheme="minorHAnsi" w:hAnsiTheme="minorHAnsi" w:cstheme="minorHAnsi"/>
-                <w:sz w:val="22"/>
-                <w:szCs w:val="22"/>
-              </w:rPr>
-              <w:t>);</w:t>
+              <w:t>module testbench();</w:t>
             </w:r>
           </w:p>
           <w:p>
@@ -10434,28 +9344,9 @@
                 <w:sz w:val="22"/>
                 <w:szCs w:val="22"/>
               </w:rPr>
-              <w:t xml:space="preserve">alu </w:t>
-            </w:r>
-            <w:proofErr w:type="gramStart"/>
-            <w:r>
-              <w:rPr>
-                <w:rFonts w:asciiTheme="minorHAnsi" w:hAnsiTheme="minorHAnsi" w:cstheme="minorHAnsi"/>
-                <w:sz w:val="22"/>
-                <w:szCs w:val="22"/>
-              </w:rPr>
-              <w:t>#(</w:t>
-            </w:r>
-            <w:proofErr w:type="gramEnd"/>
-            <w:r>
-              <w:rPr>
-                <w:rFonts w:asciiTheme="minorHAnsi" w:hAnsiTheme="minorHAnsi" w:cstheme="minorHAnsi"/>
-                <w:sz w:val="22"/>
-                <w:szCs w:val="22"/>
-              </w:rPr>
-              <w:t xml:space="preserve">4) </w:t>
+              <w:t xml:space="preserve">alu #(4) </w:t>
             </w:r>
             <w:proofErr w:type="spellStart"/>
-            <w:proofErr w:type="gramStart"/>
             <w:r>
               <w:rPr>
                 <w:rFonts w:asciiTheme="minorHAnsi" w:hAnsiTheme="minorHAnsi" w:cstheme="minorHAnsi"/>
@@ -10471,16 +9362,7 @@
                 <w:sz w:val="22"/>
                 <w:szCs w:val="22"/>
               </w:rPr>
-              <w:t>(</w:t>
-            </w:r>
-            <w:proofErr w:type="gramEnd"/>
-            <w:r>
-              <w:rPr>
-                <w:rFonts w:asciiTheme="minorHAnsi" w:hAnsiTheme="minorHAnsi" w:cstheme="minorHAnsi"/>
-                <w:sz w:val="22"/>
-                <w:szCs w:val="22"/>
-              </w:rPr>
-              <w:t>a, b, control, result);</w:t>
+              <w:t>(a, b, control, result);</w:t>
             </w:r>
           </w:p>
           <w:p>
@@ -10578,25 +9460,7 @@
                 <w:sz w:val="22"/>
                 <w:szCs w:val="22"/>
               </w:rPr>
-              <w:t xml:space="preserve">    control = 3'</w:t>
-            </w:r>
-            <w:proofErr w:type="gramStart"/>
-            <w:r>
-              <w:rPr>
-                <w:rFonts w:asciiTheme="minorHAnsi" w:hAnsiTheme="minorHAnsi" w:cstheme="minorHAnsi"/>
-                <w:sz w:val="22"/>
-                <w:szCs w:val="22"/>
-              </w:rPr>
-              <w:t>b000; #</w:t>
-            </w:r>
-            <w:proofErr w:type="gramEnd"/>
-            <w:r>
-              <w:rPr>
-                <w:rFonts w:asciiTheme="minorHAnsi" w:hAnsiTheme="minorHAnsi" w:cstheme="minorHAnsi"/>
-                <w:sz w:val="22"/>
-                <w:szCs w:val="22"/>
-              </w:rPr>
-              <w:t>10;</w:t>
+              <w:t xml:space="preserve">    control = 3'b000; #10;</w:t>
             </w:r>
           </w:p>
           <w:p>
@@ -10616,62 +9480,26 @@
                 <w:szCs w:val="22"/>
               </w:rPr>
               <w:lastRenderedPageBreak/>
-              <w:t xml:space="preserve">    control = 3'</w:t>
-            </w:r>
-            <w:proofErr w:type="gramStart"/>
-            <w:r>
-              <w:rPr>
-                <w:rFonts w:asciiTheme="minorHAnsi" w:hAnsiTheme="minorHAnsi" w:cstheme="minorHAnsi"/>
-                <w:sz w:val="22"/>
-                <w:szCs w:val="22"/>
-              </w:rPr>
-              <w:t>b001; #</w:t>
-            </w:r>
-            <w:proofErr w:type="gramEnd"/>
-            <w:r>
-              <w:rPr>
-                <w:rFonts w:asciiTheme="minorHAnsi" w:hAnsiTheme="minorHAnsi" w:cstheme="minorHAnsi"/>
-                <w:sz w:val="22"/>
-                <w:szCs w:val="22"/>
-              </w:rPr>
-              <w:t>10;</w:t>
-            </w:r>
-          </w:p>
-          <w:p>
-            <w:pPr>
-              <w:pStyle w:val="ListParagraph"/>
-              <w:spacing w:before="0" w:beforeAutospacing="0" w:after="0" w:afterAutospacing="0"/>
-              <w:rPr>
-                <w:rFonts w:asciiTheme="minorHAnsi" w:hAnsiTheme="minorHAnsi" w:cstheme="minorHAnsi"/>
-                <w:sz w:val="22"/>
-                <w:szCs w:val="22"/>
-              </w:rPr>
-            </w:pPr>
-            <w:r>
-              <w:rPr>
-                <w:rFonts w:asciiTheme="minorHAnsi" w:hAnsiTheme="minorHAnsi" w:cstheme="minorHAnsi"/>
-                <w:sz w:val="22"/>
-                <w:szCs w:val="22"/>
-              </w:rPr>
-              <w:t xml:space="preserve">    control = 3'</w:t>
-            </w:r>
-            <w:proofErr w:type="gramStart"/>
-            <w:r>
-              <w:rPr>
-                <w:rFonts w:asciiTheme="minorHAnsi" w:hAnsiTheme="minorHAnsi" w:cstheme="minorHAnsi"/>
-                <w:sz w:val="22"/>
-                <w:szCs w:val="22"/>
-              </w:rPr>
-              <w:t>b010; #</w:t>
-            </w:r>
-            <w:proofErr w:type="gramEnd"/>
-            <w:r>
-              <w:rPr>
-                <w:rFonts w:asciiTheme="minorHAnsi" w:hAnsiTheme="minorHAnsi" w:cstheme="minorHAnsi"/>
-                <w:sz w:val="22"/>
-                <w:szCs w:val="22"/>
-              </w:rPr>
-              <w:t>10;</w:t>
+              <w:t xml:space="preserve">    control = 3'b001; #10;</w:t>
+            </w:r>
+          </w:p>
+          <w:p>
+            <w:pPr>
+              <w:pStyle w:val="ListParagraph"/>
+              <w:spacing w:before="0" w:beforeAutospacing="0" w:after="0" w:afterAutospacing="0"/>
+              <w:rPr>
+                <w:rFonts w:asciiTheme="minorHAnsi" w:hAnsiTheme="minorHAnsi" w:cstheme="minorHAnsi"/>
+                <w:sz w:val="22"/>
+                <w:szCs w:val="22"/>
+              </w:rPr>
+            </w:pPr>
+            <w:r>
+              <w:rPr>
+                <w:rFonts w:asciiTheme="minorHAnsi" w:hAnsiTheme="minorHAnsi" w:cstheme="minorHAnsi"/>
+                <w:sz w:val="22"/>
+                <w:szCs w:val="22"/>
+              </w:rPr>
+              <w:t xml:space="preserve">    control = 3'b010; #10;</w:t>
             </w:r>
           </w:p>
           <w:p>
@@ -10709,62 +9537,26 @@
                 <w:sz w:val="22"/>
                 <w:szCs w:val="22"/>
               </w:rPr>
-              <w:t xml:space="preserve">    control = 3'</w:t>
-            </w:r>
-            <w:proofErr w:type="gramStart"/>
-            <w:r>
-              <w:rPr>
-                <w:rFonts w:asciiTheme="minorHAnsi" w:hAnsiTheme="minorHAnsi" w:cstheme="minorHAnsi"/>
-                <w:sz w:val="22"/>
-                <w:szCs w:val="22"/>
-              </w:rPr>
-              <w:t>b100; #</w:t>
-            </w:r>
-            <w:proofErr w:type="gramEnd"/>
-            <w:r>
-              <w:rPr>
-                <w:rFonts w:asciiTheme="minorHAnsi" w:hAnsiTheme="minorHAnsi" w:cstheme="minorHAnsi"/>
-                <w:sz w:val="22"/>
-                <w:szCs w:val="22"/>
-              </w:rPr>
-              <w:t>10;</w:t>
-            </w:r>
-          </w:p>
-          <w:p>
-            <w:pPr>
-              <w:pStyle w:val="ListParagraph"/>
-              <w:spacing w:before="0" w:beforeAutospacing="0" w:after="0" w:afterAutospacing="0"/>
-              <w:rPr>
-                <w:rFonts w:asciiTheme="minorHAnsi" w:hAnsiTheme="minorHAnsi" w:cstheme="minorHAnsi"/>
-                <w:sz w:val="22"/>
-                <w:szCs w:val="22"/>
-              </w:rPr>
-            </w:pPr>
-            <w:r>
-              <w:rPr>
-                <w:rFonts w:asciiTheme="minorHAnsi" w:hAnsiTheme="minorHAnsi" w:cstheme="minorHAnsi"/>
-                <w:sz w:val="22"/>
-                <w:szCs w:val="22"/>
-              </w:rPr>
-              <w:t xml:space="preserve">    control = 3'</w:t>
-            </w:r>
-            <w:proofErr w:type="gramStart"/>
-            <w:r>
-              <w:rPr>
-                <w:rFonts w:asciiTheme="minorHAnsi" w:hAnsiTheme="minorHAnsi" w:cstheme="minorHAnsi"/>
-                <w:sz w:val="22"/>
-                <w:szCs w:val="22"/>
-              </w:rPr>
-              <w:t>b101; #</w:t>
-            </w:r>
-            <w:proofErr w:type="gramEnd"/>
-            <w:r>
-              <w:rPr>
-                <w:rFonts w:asciiTheme="minorHAnsi" w:hAnsiTheme="minorHAnsi" w:cstheme="minorHAnsi"/>
-                <w:sz w:val="22"/>
-                <w:szCs w:val="22"/>
-              </w:rPr>
-              <w:t>10;</w:t>
+              <w:t xml:space="preserve">    control = 3'b100; #10;</w:t>
+            </w:r>
+          </w:p>
+          <w:p>
+            <w:pPr>
+              <w:pStyle w:val="ListParagraph"/>
+              <w:spacing w:before="0" w:beforeAutospacing="0" w:after="0" w:afterAutospacing="0"/>
+              <w:rPr>
+                <w:rFonts w:asciiTheme="minorHAnsi" w:hAnsiTheme="minorHAnsi" w:cstheme="minorHAnsi"/>
+                <w:sz w:val="22"/>
+                <w:szCs w:val="22"/>
+              </w:rPr>
+            </w:pPr>
+            <w:r>
+              <w:rPr>
+                <w:rFonts w:asciiTheme="minorHAnsi" w:hAnsiTheme="minorHAnsi" w:cstheme="minorHAnsi"/>
+                <w:sz w:val="22"/>
+                <w:szCs w:val="22"/>
+              </w:rPr>
+              <w:t xml:space="preserve">    control = 3'b101; #10;</w:t>
             </w:r>
           </w:p>
           <w:p>
@@ -11212,7 +10004,6 @@
               </w:rPr>
               <w:t xml:space="preserve">Had to make a fully functional 32-bit ALU using Verilog. The ALU performs ten operations: addition, subtraction, AND, </w:t>
             </w:r>
-            <w:proofErr w:type="gramStart"/>
             <w:r>
               <w:rPr>
                 <w:rFonts w:asciiTheme="minorHAnsi" w:hAnsiTheme="minorHAnsi" w:cstheme="minorHAnsi"/>
@@ -11221,7 +10012,6 @@
               </w:rPr>
               <w:t>OR,</w:t>
             </w:r>
-            <w:proofErr w:type="gramEnd"/>
             <w:r>
               <w:rPr>
                 <w:rFonts w:asciiTheme="minorHAnsi" w:hAnsiTheme="minorHAnsi" w:cstheme="minorHAnsi"/>
@@ -11450,23 +10240,13 @@
                 <w:szCs w:val="22"/>
               </w:rPr>
             </w:pPr>
-            <w:proofErr w:type="gramStart"/>
-            <w:r>
-              <w:rPr>
-                <w:rFonts w:asciiTheme="minorHAnsi" w:hAnsiTheme="minorHAnsi" w:cstheme="minorHAnsi"/>
-                <w:sz w:val="22"/>
-                <w:szCs w:val="22"/>
-              </w:rPr>
-              <w:t>always @*</w:t>
-            </w:r>
-            <w:proofErr w:type="gramEnd"/>
-            <w:r>
-              <w:rPr>
-                <w:rFonts w:asciiTheme="minorHAnsi" w:hAnsiTheme="minorHAnsi" w:cstheme="minorHAnsi"/>
-                <w:sz w:val="22"/>
-                <w:szCs w:val="22"/>
-              </w:rPr>
-              <w:t xml:space="preserve"> </w:t>
+            <w:r>
+              <w:rPr>
+                <w:rFonts w:asciiTheme="minorHAnsi" w:hAnsiTheme="minorHAnsi" w:cstheme="minorHAnsi"/>
+                <w:sz w:val="22"/>
+                <w:szCs w:val="22"/>
+              </w:rPr>
+              <w:t xml:space="preserve">always @* </w:t>
             </w:r>
           </w:p>
           <w:p>
@@ -11568,25 +10348,7 @@
                 <w:sz w:val="22"/>
                 <w:szCs w:val="22"/>
               </w:rPr>
-              <w:t xml:space="preserve">b0000: result = a + </w:t>
-            </w:r>
-            <w:proofErr w:type="gramStart"/>
-            <w:r>
-              <w:rPr>
-                <w:rFonts w:asciiTheme="minorHAnsi" w:hAnsiTheme="minorHAnsi" w:cstheme="minorHAnsi"/>
-                <w:sz w:val="22"/>
-                <w:szCs w:val="22"/>
-              </w:rPr>
-              <w:t xml:space="preserve">b;   </w:t>
-            </w:r>
-            <w:proofErr w:type="gramEnd"/>
-            <w:r>
-              <w:rPr>
-                <w:rFonts w:asciiTheme="minorHAnsi" w:hAnsiTheme="minorHAnsi" w:cstheme="minorHAnsi"/>
-                <w:sz w:val="22"/>
-                <w:szCs w:val="22"/>
-              </w:rPr>
-              <w:t xml:space="preserve">              // add</w:t>
+              <w:t>b0000: result = a + b;                 // add</w:t>
             </w:r>
           </w:p>
           <w:p>
@@ -11637,25 +10399,7 @@
                 <w:sz w:val="22"/>
                 <w:szCs w:val="22"/>
               </w:rPr>
-              <w:t xml:space="preserve"> </w:t>
-            </w:r>
-            <w:proofErr w:type="gramStart"/>
-            <w:r>
-              <w:rPr>
-                <w:rFonts w:asciiTheme="minorHAnsi" w:hAnsiTheme="minorHAnsi" w:cstheme="minorHAnsi"/>
-                <w:sz w:val="22"/>
-                <w:szCs w:val="22"/>
-              </w:rPr>
-              <w:t xml:space="preserve">b;   </w:t>
-            </w:r>
-            <w:proofErr w:type="gramEnd"/>
-            <w:r>
-              <w:rPr>
-                <w:rFonts w:asciiTheme="minorHAnsi" w:hAnsiTheme="minorHAnsi" w:cstheme="minorHAnsi"/>
-                <w:sz w:val="22"/>
-                <w:szCs w:val="22"/>
-              </w:rPr>
-              <w:t xml:space="preserve">              // sub</w:t>
+              <w:t xml:space="preserve"> b;                 // sub</w:t>
             </w:r>
           </w:p>
           <w:p>
@@ -11690,25 +10434,7 @@
                 <w:sz w:val="22"/>
                 <w:szCs w:val="22"/>
               </w:rPr>
-              <w:t xml:space="preserve">b0010: result = a &amp; </w:t>
-            </w:r>
-            <w:proofErr w:type="gramStart"/>
-            <w:r>
-              <w:rPr>
-                <w:rFonts w:asciiTheme="minorHAnsi" w:hAnsiTheme="minorHAnsi" w:cstheme="minorHAnsi"/>
-                <w:sz w:val="22"/>
-                <w:szCs w:val="22"/>
-              </w:rPr>
-              <w:t xml:space="preserve">b;   </w:t>
-            </w:r>
-            <w:proofErr w:type="gramEnd"/>
-            <w:r>
-              <w:rPr>
-                <w:rFonts w:asciiTheme="minorHAnsi" w:hAnsiTheme="minorHAnsi" w:cstheme="minorHAnsi"/>
-                <w:sz w:val="22"/>
-                <w:szCs w:val="22"/>
-              </w:rPr>
-              <w:t xml:space="preserve">              // and</w:t>
+              <w:t>b0010: result = a &amp; b;                 // and</w:t>
             </w:r>
           </w:p>
           <w:p>
@@ -11743,25 +10469,7 @@
                 <w:sz w:val="22"/>
                 <w:szCs w:val="22"/>
               </w:rPr>
-              <w:t xml:space="preserve">b0011: result = a | </w:t>
-            </w:r>
-            <w:proofErr w:type="gramStart"/>
-            <w:r>
-              <w:rPr>
-                <w:rFonts w:asciiTheme="minorHAnsi" w:hAnsiTheme="minorHAnsi" w:cstheme="minorHAnsi"/>
-                <w:sz w:val="22"/>
-                <w:szCs w:val="22"/>
-              </w:rPr>
-              <w:t xml:space="preserve">b;   </w:t>
-            </w:r>
-            <w:proofErr w:type="gramEnd"/>
-            <w:r>
-              <w:rPr>
-                <w:rFonts w:asciiTheme="minorHAnsi" w:hAnsiTheme="minorHAnsi" w:cstheme="minorHAnsi"/>
-                <w:sz w:val="22"/>
-                <w:szCs w:val="22"/>
-              </w:rPr>
-              <w:t xml:space="preserve">              // or</w:t>
+              <w:t>b0011: result = a | b;                 // or</w:t>
             </w:r>
           </w:p>
           <w:p>
@@ -11796,25 +10504,7 @@
                 <w:sz w:val="22"/>
                 <w:szCs w:val="22"/>
               </w:rPr>
-              <w:t xml:space="preserve">b0100: result = a ^ </w:t>
-            </w:r>
-            <w:proofErr w:type="gramStart"/>
-            <w:r>
-              <w:rPr>
-                <w:rFonts w:asciiTheme="minorHAnsi" w:hAnsiTheme="minorHAnsi" w:cstheme="minorHAnsi"/>
-                <w:sz w:val="22"/>
-                <w:szCs w:val="22"/>
-              </w:rPr>
-              <w:t xml:space="preserve">b;   </w:t>
-            </w:r>
-            <w:proofErr w:type="gramEnd"/>
-            <w:r>
-              <w:rPr>
-                <w:rFonts w:asciiTheme="minorHAnsi" w:hAnsiTheme="minorHAnsi" w:cstheme="minorHAnsi"/>
-                <w:sz w:val="22"/>
-                <w:szCs w:val="22"/>
-              </w:rPr>
-              <w:t xml:space="preserve">              // </w:t>
+              <w:t xml:space="preserve">b0100: result = a ^ b;                 // </w:t>
             </w:r>
             <w:proofErr w:type="spellStart"/>
             <w:r>
@@ -11926,134 +10616,26 @@
                 <w:sz w:val="22"/>
                 <w:szCs w:val="22"/>
               </w:rPr>
-              <w:t xml:space="preserve">            if (</w:t>
-            </w:r>
-            <w:proofErr w:type="gramStart"/>
-            <w:r>
-              <w:rPr>
-                <w:rFonts w:asciiTheme="minorHAnsi" w:hAnsiTheme="minorHAnsi" w:cstheme="minorHAnsi"/>
-                <w:sz w:val="22"/>
-                <w:szCs w:val="22"/>
-              </w:rPr>
-              <w:t>a[</w:t>
-            </w:r>
-            <w:proofErr w:type="gramEnd"/>
-            <w:r>
-              <w:rPr>
-                <w:rFonts w:asciiTheme="minorHAnsi" w:hAnsiTheme="minorHAnsi" w:cstheme="minorHAnsi"/>
-                <w:sz w:val="22"/>
-                <w:szCs w:val="22"/>
-              </w:rPr>
-              <w:t>31</w:t>
-            </w:r>
-            <w:proofErr w:type="gramStart"/>
-            <w:r>
-              <w:rPr>
-                <w:rFonts w:asciiTheme="minorHAnsi" w:hAnsiTheme="minorHAnsi" w:cstheme="minorHAnsi"/>
-                <w:sz w:val="22"/>
-                <w:szCs w:val="22"/>
-              </w:rPr>
-              <w:t>] !</w:t>
-            </w:r>
-            <w:proofErr w:type="gramEnd"/>
-            <w:r>
-              <w:rPr>
-                <w:rFonts w:asciiTheme="minorHAnsi" w:hAnsiTheme="minorHAnsi" w:cstheme="minorHAnsi"/>
-                <w:sz w:val="22"/>
-                <w:szCs w:val="22"/>
-              </w:rPr>
-              <w:t xml:space="preserve">= </w:t>
-            </w:r>
-            <w:proofErr w:type="gramStart"/>
-            <w:r>
-              <w:rPr>
-                <w:rFonts w:asciiTheme="minorHAnsi" w:hAnsiTheme="minorHAnsi" w:cstheme="minorHAnsi"/>
-                <w:sz w:val="22"/>
-                <w:szCs w:val="22"/>
-              </w:rPr>
-              <w:t>b[</w:t>
-            </w:r>
-            <w:proofErr w:type="gramEnd"/>
-            <w:r>
-              <w:rPr>
-                <w:rFonts w:asciiTheme="minorHAnsi" w:hAnsiTheme="minorHAnsi" w:cstheme="minorHAnsi"/>
-                <w:sz w:val="22"/>
-                <w:szCs w:val="22"/>
-              </w:rPr>
-              <w:t>31])</w:t>
-            </w:r>
-          </w:p>
-          <w:p>
-            <w:pPr>
-              <w:pStyle w:val="ListParagraph"/>
-              <w:spacing w:before="0" w:beforeAutospacing="0" w:after="0" w:afterAutospacing="0"/>
-              <w:rPr>
-                <w:rFonts w:asciiTheme="minorHAnsi" w:hAnsiTheme="minorHAnsi" w:cstheme="minorHAnsi"/>
-                <w:sz w:val="22"/>
-                <w:szCs w:val="22"/>
-              </w:rPr>
-            </w:pPr>
-            <w:r>
-              <w:rPr>
-                <w:rFonts w:asciiTheme="minorHAnsi" w:hAnsiTheme="minorHAnsi" w:cstheme="minorHAnsi"/>
-                <w:sz w:val="22"/>
-                <w:szCs w:val="22"/>
-              </w:rPr>
-              <w:t xml:space="preserve">                result = </w:t>
-            </w:r>
-            <w:proofErr w:type="gramStart"/>
-            <w:r>
-              <w:rPr>
-                <w:rFonts w:asciiTheme="minorHAnsi" w:hAnsiTheme="minorHAnsi" w:cstheme="minorHAnsi"/>
-                <w:sz w:val="22"/>
-                <w:szCs w:val="22"/>
-              </w:rPr>
-              <w:t>a[</w:t>
-            </w:r>
-            <w:proofErr w:type="gramEnd"/>
-            <w:r>
-              <w:rPr>
-                <w:rFonts w:asciiTheme="minorHAnsi" w:hAnsiTheme="minorHAnsi" w:cstheme="minorHAnsi"/>
-                <w:sz w:val="22"/>
-                <w:szCs w:val="22"/>
-              </w:rPr>
-              <w:t>31</w:t>
-            </w:r>
-            <w:proofErr w:type="gramStart"/>
-            <w:r>
-              <w:rPr>
-                <w:rFonts w:asciiTheme="minorHAnsi" w:hAnsiTheme="minorHAnsi" w:cstheme="minorHAnsi"/>
-                <w:sz w:val="22"/>
-                <w:szCs w:val="22"/>
-              </w:rPr>
-              <w:t>] ?</w:t>
-            </w:r>
-            <w:proofErr w:type="gramEnd"/>
-            <w:r>
-              <w:rPr>
-                <w:rFonts w:asciiTheme="minorHAnsi" w:hAnsiTheme="minorHAnsi" w:cstheme="minorHAnsi"/>
-                <w:sz w:val="22"/>
-                <w:szCs w:val="22"/>
-              </w:rPr>
-              <w:t xml:space="preserve"> </w:t>
-            </w:r>
-            <w:proofErr w:type="gramStart"/>
-            <w:r>
-              <w:rPr>
-                <w:rFonts w:asciiTheme="minorHAnsi" w:hAnsiTheme="minorHAnsi" w:cstheme="minorHAnsi"/>
-                <w:sz w:val="22"/>
-                <w:szCs w:val="22"/>
-              </w:rPr>
-              <w:t>1 :</w:t>
-            </w:r>
-            <w:proofErr w:type="gramEnd"/>
-            <w:r>
-              <w:rPr>
-                <w:rFonts w:asciiTheme="minorHAnsi" w:hAnsiTheme="minorHAnsi" w:cstheme="minorHAnsi"/>
-                <w:sz w:val="22"/>
-                <w:szCs w:val="22"/>
-              </w:rPr>
-              <w:t xml:space="preserve"> 0;</w:t>
+              <w:t xml:space="preserve">            if (a[31] != b[31])</w:t>
+            </w:r>
+          </w:p>
+          <w:p>
+            <w:pPr>
+              <w:pStyle w:val="ListParagraph"/>
+              <w:spacing w:before="0" w:beforeAutospacing="0" w:after="0" w:afterAutospacing="0"/>
+              <w:rPr>
+                <w:rFonts w:asciiTheme="minorHAnsi" w:hAnsiTheme="minorHAnsi" w:cstheme="minorHAnsi"/>
+                <w:sz w:val="22"/>
+                <w:szCs w:val="22"/>
+              </w:rPr>
+            </w:pPr>
+            <w:r>
+              <w:rPr>
+                <w:rFonts w:asciiTheme="minorHAnsi" w:hAnsiTheme="minorHAnsi" w:cstheme="minorHAnsi"/>
+                <w:sz w:val="22"/>
+                <w:szCs w:val="22"/>
+              </w:rPr>
+              <w:t xml:space="preserve">                result = a[31] ? 1 : 0;</w:t>
             </w:r>
           </w:p>
           <w:p>
@@ -12372,43 +10954,7 @@
                 <w:sz w:val="22"/>
                 <w:szCs w:val="22"/>
               </w:rPr>
-              <w:t xml:space="preserve">b0111: result = a &lt;&lt; </w:t>
-            </w:r>
-            <w:proofErr w:type="gramStart"/>
-            <w:r>
-              <w:rPr>
-                <w:rFonts w:asciiTheme="minorHAnsi" w:hAnsiTheme="minorHAnsi" w:cstheme="minorHAnsi"/>
-                <w:sz w:val="22"/>
-                <w:szCs w:val="22"/>
-              </w:rPr>
-              <w:t>b[</w:t>
-            </w:r>
-            <w:proofErr w:type="gramEnd"/>
-            <w:r>
-              <w:rPr>
-                <w:rFonts w:asciiTheme="minorHAnsi" w:hAnsiTheme="minorHAnsi" w:cstheme="minorHAnsi"/>
-                <w:sz w:val="22"/>
-                <w:szCs w:val="22"/>
-              </w:rPr>
-              <w:t>4:0</w:t>
-            </w:r>
-            <w:proofErr w:type="gramStart"/>
-            <w:r>
-              <w:rPr>
-                <w:rFonts w:asciiTheme="minorHAnsi" w:hAnsiTheme="minorHAnsi" w:cstheme="minorHAnsi"/>
-                <w:sz w:val="22"/>
-                <w:szCs w:val="22"/>
-              </w:rPr>
-              <w:t xml:space="preserve">];   </w:t>
-            </w:r>
-            <w:proofErr w:type="gramEnd"/>
-            <w:r>
-              <w:rPr>
-                <w:rFonts w:asciiTheme="minorHAnsi" w:hAnsiTheme="minorHAnsi" w:cstheme="minorHAnsi"/>
-                <w:sz w:val="22"/>
-                <w:szCs w:val="22"/>
-              </w:rPr>
-              <w:t xml:space="preserve">          // </w:t>
+              <w:t xml:space="preserve">b0111: result = a &lt;&lt; b[4:0];             // </w:t>
             </w:r>
             <w:proofErr w:type="spellStart"/>
             <w:r>
@@ -12453,43 +10999,7 @@
                 <w:sz w:val="22"/>
                 <w:szCs w:val="22"/>
               </w:rPr>
-              <w:t xml:space="preserve">b1000: result = a &gt;&gt; </w:t>
-            </w:r>
-            <w:proofErr w:type="gramStart"/>
-            <w:r>
-              <w:rPr>
-                <w:rFonts w:asciiTheme="minorHAnsi" w:hAnsiTheme="minorHAnsi" w:cstheme="minorHAnsi"/>
-                <w:sz w:val="22"/>
-                <w:szCs w:val="22"/>
-              </w:rPr>
-              <w:t>b[</w:t>
-            </w:r>
-            <w:proofErr w:type="gramEnd"/>
-            <w:r>
-              <w:rPr>
-                <w:rFonts w:asciiTheme="minorHAnsi" w:hAnsiTheme="minorHAnsi" w:cstheme="minorHAnsi"/>
-                <w:sz w:val="22"/>
-                <w:szCs w:val="22"/>
-              </w:rPr>
-              <w:t>4:0</w:t>
-            </w:r>
-            <w:proofErr w:type="gramStart"/>
-            <w:r>
-              <w:rPr>
-                <w:rFonts w:asciiTheme="minorHAnsi" w:hAnsiTheme="minorHAnsi" w:cstheme="minorHAnsi"/>
-                <w:sz w:val="22"/>
-                <w:szCs w:val="22"/>
-              </w:rPr>
-              <w:t xml:space="preserve">];   </w:t>
-            </w:r>
-            <w:proofErr w:type="gramEnd"/>
-            <w:r>
-              <w:rPr>
-                <w:rFonts w:asciiTheme="minorHAnsi" w:hAnsiTheme="minorHAnsi" w:cstheme="minorHAnsi"/>
-                <w:sz w:val="22"/>
-                <w:szCs w:val="22"/>
-              </w:rPr>
-              <w:t xml:space="preserve">          // </w:t>
+              <w:t xml:space="preserve">b1000: result = a &gt;&gt; b[4:0];             // </w:t>
             </w:r>
             <w:proofErr w:type="spellStart"/>
             <w:r>
@@ -12534,43 +11044,7 @@
                 <w:sz w:val="22"/>
                 <w:szCs w:val="22"/>
               </w:rPr>
-              <w:t xml:space="preserve">b1001: result = $signed(a) &gt;&gt;&gt; </w:t>
-            </w:r>
-            <w:proofErr w:type="gramStart"/>
-            <w:r>
-              <w:rPr>
-                <w:rFonts w:asciiTheme="minorHAnsi" w:hAnsiTheme="minorHAnsi" w:cstheme="minorHAnsi"/>
-                <w:sz w:val="22"/>
-                <w:szCs w:val="22"/>
-              </w:rPr>
-              <w:t>b[</w:t>
-            </w:r>
-            <w:proofErr w:type="gramEnd"/>
-            <w:r>
-              <w:rPr>
-                <w:rFonts w:asciiTheme="minorHAnsi" w:hAnsiTheme="minorHAnsi" w:cstheme="minorHAnsi"/>
-                <w:sz w:val="22"/>
-                <w:szCs w:val="22"/>
-              </w:rPr>
-              <w:t>4:0</w:t>
-            </w:r>
-            <w:proofErr w:type="gramStart"/>
-            <w:r>
-              <w:rPr>
-                <w:rFonts w:asciiTheme="minorHAnsi" w:hAnsiTheme="minorHAnsi" w:cstheme="minorHAnsi"/>
-                <w:sz w:val="22"/>
-                <w:szCs w:val="22"/>
-              </w:rPr>
-              <w:t xml:space="preserve">];   </w:t>
-            </w:r>
-            <w:proofErr w:type="gramEnd"/>
-            <w:r>
-              <w:rPr>
-                <w:rFonts w:asciiTheme="minorHAnsi" w:hAnsiTheme="minorHAnsi" w:cstheme="minorHAnsi"/>
-                <w:sz w:val="22"/>
-                <w:szCs w:val="22"/>
-              </w:rPr>
-              <w:t xml:space="preserve">// </w:t>
+              <w:t xml:space="preserve">b1001: result = $signed(a) &gt;&gt;&gt; b[4:0];   // </w:t>
             </w:r>
             <w:proofErr w:type="spellStart"/>
             <w:r>
@@ -13042,69 +11516,16 @@
                 <w:sz w:val="22"/>
                 <w:szCs w:val="22"/>
               </w:rPr>
-              <w:t xml:space="preserve">// Write description of the task </w:t>
-            </w:r>
-            <w:proofErr w:type="gramStart"/>
-            <w:r>
-              <w:rPr>
-                <w:rFonts w:asciiTheme="minorHAnsi" w:hAnsiTheme="minorHAnsi" w:cstheme="minorHAnsi"/>
-                <w:sz w:val="22"/>
-                <w:szCs w:val="22"/>
-              </w:rPr>
-              <w:t xml:space="preserve">here </w:t>
-            </w:r>
-            <w:r>
-              <w:rPr>
-                <w:rFonts w:ascii="Segoe UI Symbol" w:hAnsi="Segoe UI Symbol" w:cs="Segoe UI Symbol"/>
-                <w:sz w:val="22"/>
-                <w:szCs w:val="22"/>
-              </w:rPr>
-              <w:t>👇</w:t>
-            </w:r>
-            <w:r>
-              <w:rPr>
-                <w:rFonts w:asciiTheme="minorHAnsi" w:hAnsiTheme="minorHAnsi" w:cstheme="minorHAnsi"/>
-                <w:sz w:val="22"/>
-                <w:szCs w:val="22"/>
-              </w:rPr>
-              <w:t xml:space="preserve"> (</w:t>
-            </w:r>
-            <w:proofErr w:type="gramEnd"/>
-            <w:r>
-              <w:rPr>
-                <w:rFonts w:asciiTheme="minorHAnsi" w:hAnsiTheme="minorHAnsi" w:cstheme="minorHAnsi"/>
-                <w:sz w:val="22"/>
-                <w:szCs w:val="22"/>
-              </w:rPr>
-              <w:t xml:space="preserve">max. five </w:t>
-            </w:r>
-            <w:r>
-              <w:rPr>
-                <w:rFonts w:asciiTheme="minorHAnsi" w:hAnsiTheme="minorHAnsi" w:cstheme="minorHAnsi"/>
-                <w:sz w:val="22"/>
-                <w:szCs w:val="22"/>
-              </w:rPr>
-              <w:t xml:space="preserve">to seven </w:t>
-            </w:r>
-            <w:r>
-              <w:rPr>
-                <w:rFonts w:asciiTheme="minorHAnsi" w:hAnsiTheme="minorHAnsi" w:cstheme="minorHAnsi"/>
-                <w:sz w:val="22"/>
-                <w:szCs w:val="22"/>
-              </w:rPr>
-              <w:t>lines)</w:t>
-            </w:r>
-          </w:p>
-          <w:p>
-            <w:pPr>
-              <w:pStyle w:val="ListParagraph"/>
-              <w:spacing w:before="120" w:beforeAutospacing="0" w:after="120" w:afterAutospacing="0"/>
-              <w:rPr>
-                <w:rFonts w:asciiTheme="minorHAnsi" w:hAnsiTheme="minorHAnsi" w:cstheme="minorHAnsi"/>
-                <w:sz w:val="22"/>
-                <w:szCs w:val="22"/>
-              </w:rPr>
-            </w:pPr>
+              <w:t xml:space="preserve">We had to make a 32-bit ALU circuit in Logisim, which has been implemented below. Bit extenders and splitters were used to solve issues of incompatible </w:t>
+            </w:r>
+            <w:r>
+              <w:rPr>
+                <w:rFonts w:asciiTheme="minorHAnsi" w:hAnsiTheme="minorHAnsi" w:cstheme="minorHAnsi"/>
+                <w:sz w:val="22"/>
+                <w:szCs w:val="22"/>
+              </w:rPr>
+              <w:t xml:space="preserve">widths. </w:t>
+            </w:r>
           </w:p>
           <w:p>
             <w:pPr>
@@ -13144,7 +11565,7 @@
                 <w:sz w:val="26"/>
                 <w:szCs w:val="26"/>
               </w:rPr>
-              <w:t xml:space="preserve">Code: </w:t>
+              <w:t>Output:</w:t>
             </w:r>
           </w:p>
         </w:tc>
@@ -13157,208 +11578,55 @@
           <w:p>
             <w:pPr>
               <w:pStyle w:val="ListParagraph"/>
-              <w:rPr>
-                <w:rFonts w:ascii="Segoe UI Symbol" w:hAnsi="Segoe UI Symbol" w:cs="Segoe UI Symbol"/>
-                <w:color w:val="474747"/>
-                <w:shd w:val="clear" w:color="auto" w:fill="FFFFFF"/>
-              </w:rPr>
-            </w:pPr>
-            <w:r>
-              <w:rPr>
-                <w:rFonts w:asciiTheme="minorHAnsi" w:hAnsiTheme="minorHAnsi" w:cstheme="minorHAnsi"/>
-                <w:sz w:val="22"/>
-                <w:szCs w:val="22"/>
-              </w:rPr>
-              <w:t xml:space="preserve">// Paste source code </w:t>
-            </w:r>
-            <w:proofErr w:type="gramStart"/>
-            <w:r>
-              <w:rPr>
-                <w:rFonts w:asciiTheme="minorHAnsi" w:hAnsiTheme="minorHAnsi" w:cstheme="minorHAnsi"/>
-                <w:sz w:val="22"/>
-                <w:szCs w:val="22"/>
-              </w:rPr>
-              <w:t>here</w:t>
-            </w:r>
-            <w:proofErr w:type="gramEnd"/>
-            <w:r>
-              <w:rPr>
-                <w:rFonts w:asciiTheme="minorHAnsi" w:hAnsiTheme="minorHAnsi" w:cstheme="minorHAnsi"/>
-                <w:sz w:val="22"/>
-                <w:szCs w:val="22"/>
-              </w:rPr>
-              <w:t xml:space="preserve"> </w:t>
-            </w:r>
-            <w:r>
-              <w:rPr>
-                <w:rFonts w:ascii="Segoe UI Symbol" w:hAnsi="Segoe UI Symbol" w:cs="Segoe UI Symbol"/>
-                <w:color w:val="474747"/>
-                <w:shd w:val="clear" w:color="auto" w:fill="FFFFFF"/>
-              </w:rPr>
-              <w:t>👇</w:t>
-            </w:r>
-          </w:p>
-          <w:p>
-            <w:pPr>
-              <w:pStyle w:val="ListParagraph"/>
-              <w:spacing w:before="0" w:beforeAutospacing="0" w:after="0" w:afterAutospacing="0"/>
-              <w:rPr>
-                <w:rFonts w:asciiTheme="minorHAnsi" w:hAnsiTheme="minorHAnsi" w:cstheme="minorHAnsi"/>
-                <w:sz w:val="22"/>
-                <w:szCs w:val="22"/>
-              </w:rPr>
-            </w:pPr>
-          </w:p>
-          <w:p>
-            <w:pPr>
-              <w:pStyle w:val="ListParagraph"/>
-              <w:spacing w:before="0" w:beforeAutospacing="0" w:after="0" w:afterAutospacing="0"/>
-              <w:rPr>
-                <w:rFonts w:asciiTheme="minorHAnsi" w:hAnsiTheme="minorHAnsi" w:cstheme="minorHAnsi"/>
-                <w:sz w:val="22"/>
-                <w:szCs w:val="22"/>
-              </w:rPr>
-            </w:pPr>
-          </w:p>
-          <w:p>
-            <w:pPr>
-              <w:pStyle w:val="ListParagraph"/>
-              <w:spacing w:before="0" w:beforeAutospacing="0" w:after="0" w:afterAutospacing="0"/>
-              <w:rPr>
-                <w:rFonts w:asciiTheme="minorHAnsi" w:hAnsiTheme="minorHAnsi" w:cstheme="minorHAnsi"/>
-                <w:sz w:val="22"/>
-                <w:szCs w:val="22"/>
-              </w:rPr>
-            </w:pPr>
-          </w:p>
-          <w:p>
-            <w:pPr>
-              <w:pStyle w:val="ListParagraph"/>
-              <w:spacing w:before="0" w:beforeAutospacing="0" w:after="240" w:afterAutospacing="0"/>
-              <w:rPr>
-                <w:rFonts w:asciiTheme="minorHAnsi" w:hAnsiTheme="minorHAnsi" w:cstheme="minorHAnsi"/>
-                <w:sz w:val="22"/>
-                <w:szCs w:val="22"/>
-              </w:rPr>
-            </w:pPr>
-          </w:p>
-        </w:tc>
-      </w:tr>
-      <w:tr>
-        <w:tc>
-          <w:tcPr>
-            <w:tcW w:w="9737" w:type="dxa"/>
-          </w:tcPr>
-          <w:p>
-            <w:pPr>
-              <w:pStyle w:val="ListParagraph"/>
-              <w:spacing w:before="120" w:beforeAutospacing="0" w:after="120" w:afterAutospacing="0"/>
-              <w:rPr>
-                <w:rFonts w:asciiTheme="minorHAnsi" w:hAnsiTheme="minorHAnsi" w:cstheme="minorHAnsi"/>
-                <w:b/>
-                <w:bCs/>
-                <w:sz w:val="26"/>
-                <w:szCs w:val="26"/>
-              </w:rPr>
-            </w:pPr>
-            <w:r>
-              <w:rPr>
-                <w:rFonts w:asciiTheme="minorHAnsi" w:hAnsiTheme="minorHAnsi" w:cstheme="minorHAnsi"/>
-                <w:b/>
-                <w:bCs/>
-                <w:sz w:val="26"/>
-                <w:szCs w:val="26"/>
-              </w:rPr>
-              <w:t>Output:</w:t>
-            </w:r>
-          </w:p>
-        </w:tc>
-      </w:tr>
-      <w:tr>
-        <w:tc>
-          <w:tcPr>
-            <w:tcW w:w="9737" w:type="dxa"/>
-          </w:tcPr>
-          <w:p>
-            <w:pPr>
-              <w:pStyle w:val="ListParagraph"/>
-              <w:rPr>
-                <w:rFonts w:asciiTheme="minorHAnsi" w:hAnsiTheme="minorHAnsi" w:cstheme="minorHAnsi"/>
-                <w:sz w:val="22"/>
-                <w:szCs w:val="22"/>
-              </w:rPr>
-            </w:pPr>
-            <w:r>
-              <w:rPr>
-                <w:rFonts w:asciiTheme="minorHAnsi" w:hAnsiTheme="minorHAnsi" w:cstheme="minorHAnsi"/>
-                <w:sz w:val="22"/>
-                <w:szCs w:val="22"/>
-              </w:rPr>
-              <w:t xml:space="preserve">// Import output here </w:t>
-            </w:r>
-            <w:r>
-              <w:rPr>
-                <w:rFonts w:ascii="Segoe UI Symbol" w:hAnsi="Segoe UI Symbol" w:cs="Segoe UI Symbol"/>
-                <w:color w:val="474747"/>
-                <w:shd w:val="clear" w:color="auto" w:fill="FFFFFF"/>
-              </w:rPr>
-              <w:t>👇</w:t>
-            </w:r>
-          </w:p>
-          <w:p>
-            <w:pPr>
-              <w:pStyle w:val="ListParagraph"/>
-              <w:spacing w:before="0" w:beforeAutospacing="0" w:after="0" w:afterAutospacing="0"/>
-              <w:rPr>
-                <w:rFonts w:asciiTheme="minorHAnsi" w:hAnsiTheme="minorHAnsi" w:cstheme="minorHAnsi"/>
-                <w:sz w:val="22"/>
-                <w:szCs w:val="22"/>
-              </w:rPr>
-            </w:pPr>
-          </w:p>
-          <w:p>
-            <w:pPr>
-              <w:pStyle w:val="ListParagraph"/>
-              <w:spacing w:before="0" w:beforeAutospacing="0" w:after="0" w:afterAutospacing="0"/>
-              <w:rPr>
-                <w:rFonts w:asciiTheme="minorHAnsi" w:hAnsiTheme="minorHAnsi" w:cstheme="minorHAnsi"/>
-                <w:sz w:val="22"/>
-                <w:szCs w:val="22"/>
-              </w:rPr>
-            </w:pPr>
-          </w:p>
-          <w:p>
-            <w:pPr>
-              <w:pStyle w:val="ListParagraph"/>
-              <w:spacing w:before="0" w:beforeAutospacing="0" w:after="0" w:afterAutospacing="0"/>
-              <w:rPr>
-                <w:rFonts w:asciiTheme="minorHAnsi" w:hAnsiTheme="minorHAnsi" w:cstheme="minorHAnsi"/>
-                <w:sz w:val="22"/>
-                <w:szCs w:val="22"/>
-              </w:rPr>
-            </w:pPr>
-          </w:p>
-          <w:p>
-            <w:pPr>
-              <w:pStyle w:val="ListParagraph"/>
-              <w:spacing w:before="0" w:beforeAutospacing="0" w:after="0" w:afterAutospacing="0"/>
-              <w:rPr>
-                <w:rFonts w:asciiTheme="minorHAnsi" w:hAnsiTheme="minorHAnsi" w:cstheme="minorHAnsi"/>
-                <w:sz w:val="22"/>
-                <w:szCs w:val="22"/>
-              </w:rPr>
-            </w:pPr>
-          </w:p>
-          <w:p>
-            <w:pPr>
-              <w:pStyle w:val="ListParagraph"/>
-              <w:spacing w:before="0" w:beforeAutospacing="0" w:after="240" w:afterAutospacing="0"/>
-              <w:rPr>
-                <w:rFonts w:asciiTheme="minorHAnsi" w:hAnsiTheme="minorHAnsi" w:cstheme="minorHAnsi"/>
-                <w:sz w:val="22"/>
-                <w:szCs w:val="22"/>
-              </w:rPr>
-            </w:pPr>
+              <w:spacing w:before="0" w:beforeAutospacing="0" w:after="0" w:afterAutospacing="0"/>
+              <w:rPr>
+                <w:rFonts w:asciiTheme="minorHAnsi" w:hAnsiTheme="minorHAnsi" w:cstheme="minorHAnsi"/>
+                <w:sz w:val="22"/>
+                <w:szCs w:val="22"/>
+              </w:rPr>
+            </w:pPr>
+            <w:r>
+              <w:rPr>
+                <w:rFonts w:asciiTheme="minorHAnsi" w:hAnsiTheme="minorHAnsi" w:cstheme="minorHAnsi"/>
+                <w:sz w:val="22"/>
+                <w:szCs w:val="22"/>
+              </w:rPr>
+              <w:drawing>
+                <wp:inline distT="0" distB="0" distL="0" distR="0" wp14:anchorId="197E01D3" wp14:editId="1218BFD7">
+                  <wp:extent cx="6189345" cy="5443220"/>
+                  <wp:effectExtent l="0" t="0" r="1905" b="5080"/>
+                  <wp:docPr id="598835415" name="Picture 1"/>
+                  <wp:cNvGraphicFramePr>
+                    <a:graphicFrameLocks xmlns:a="http://schemas.openxmlformats.org/drawingml/2006/main" noChangeAspect="1"/>
+                  </wp:cNvGraphicFramePr>
+                  <a:graphic xmlns:a="http://schemas.openxmlformats.org/drawingml/2006/main">
+                    <a:graphicData uri="http://schemas.openxmlformats.org/drawingml/2006/picture">
+                      <pic:pic xmlns:pic="http://schemas.openxmlformats.org/drawingml/2006/picture">
+                        <pic:nvPicPr>
+                          <pic:cNvPr id="598835415" name=""/>
+                          <pic:cNvPicPr/>
+                        </pic:nvPicPr>
+                        <pic:blipFill>
+                          <a:blip r:embed="rId13"/>
+                          <a:stretch>
+                            <a:fillRect/>
+                          </a:stretch>
+                        </pic:blipFill>
+                        <pic:spPr>
+                          <a:xfrm>
+                            <a:off x="0" y="0"/>
+                            <a:ext cx="6189345" cy="5443220"/>
+                          </a:xfrm>
+                          <a:prstGeom prst="rect">
+                            <a:avLst/>
+                          </a:prstGeom>
+                        </pic:spPr>
+                      </pic:pic>
+                    </a:graphicData>
+                  </a:graphic>
+                </wp:inline>
+              </w:drawing>
+            </w:r>
           </w:p>
         </w:tc>
       </w:tr>
@@ -13373,19 +11641,9 @@
         </w:rPr>
       </w:pPr>
     </w:p>
-    <w:p>
-      <w:pPr>
-        <w:pStyle w:val="ListParagraph"/>
-        <w:rPr>
-          <w:rFonts w:asciiTheme="minorHAnsi" w:hAnsiTheme="minorHAnsi" w:cstheme="minorHAnsi"/>
-          <w:sz w:val="22"/>
-          <w:szCs w:val="22"/>
-        </w:rPr>
-      </w:pPr>
-    </w:p>
     <w:sectPr>
-      <w:headerReference w:type="default" r:id="rId13"/>
-      <w:footerReference w:type="default" r:id="rId14"/>
+      <w:headerReference w:type="default" r:id="rId14"/>
+      <w:footerReference w:type="default" r:id="rId15"/>
       <w:type w:val="continuous"/>
       <w:pgSz w:w="11907" w:h="16839" w:code="9"/>
       <w:pgMar w:top="1440" w:right="1080" w:bottom="1440" w:left="1080" w:header="720" w:footer="720" w:gutter="0"/>
